--- a/ind/docx/007.content.docx
+++ b/ind/docx/007.content.docx
@@ -190,6 +190,816 @@
         <w:rPr>
           <w:lang w:val="id_ID" w:bidi="id_ID"/>
         </w:rPr>
+        <w:t>Farisi</w:t>
+      </w:r>
+      <w:r>
+        <w:rPr>
+          <w:lang w:val="id_ID" w:bidi="id_ID"/>
+        </w:rPr>
+      </w:r>
+    </w:p>
+    <w:p>
+      <w:pPr>
+        <w:pStyle w:val="Heading3"/>
+      </w:pPr>
+      <w:r>
+        <w:rPr>
+          <w:lang w:val="id_ID" w:bidi="id_ID"/>
+        </w:rPr>
+        <w:t>Fakta:</w:t>
+      </w:r>
+    </w:p>
+    <w:p>
+      <w:pPr/>
+      <w:r>
+        <w:rPr>
+          <w:lang w:val="id_ID" w:bidi="id_ID"/>
+        </w:rPr>
+      </w:r>
+      <w:r>
+        <w:rPr>
+          <w:lang w:val="id_ID" w:bidi="id_ID"/>
+        </w:rPr>
+        <w:t>Orang-orang Farisi merupakan kelompok pemimpin agama Yahudi yang penting dan berpengaruh pada zaman Yesus.</w:t>
+      </w:r>
+    </w:p>
+    <w:p>
+      <w:pPr>
+        <w:pStyle w:val="ListBullet"/>
+        <w:spacing w:line="240" w:lineRule="auto"/>
+        <w:ind w:left="720"/>
+      </w:pPr>
+      <w:r>
+        <w:rPr>
+          <w:lang w:val="id_ID" w:bidi="id_ID"/>
+        </w:rPr>
+      </w:r>
+      <w:r>
+        <w:rPr>
+          <w:lang w:val="id_ID" w:bidi="id_ID"/>
+        </w:rPr>
+        <w:t>Banyak dari mereka adalah pengusaha kelas menengah, dan beberapa di antaranya juga pendeta.</w:t>
+      </w:r>
+    </w:p>
+    <w:p>
+      <w:pPr>
+        <w:pStyle w:val="ListBullet"/>
+        <w:spacing w:line="240" w:lineRule="auto"/>
+        <w:ind w:left="720"/>
+      </w:pPr>
+      <w:r>
+        <w:rPr>
+          <w:lang w:val="id_ID" w:bidi="id_ID"/>
+        </w:rPr>
+      </w:r>
+      <w:r>
+        <w:rPr>
+          <w:lang w:val="id_ID" w:bidi="id_ID"/>
+        </w:rPr>
+        <w:t>Di antara semua pemimpin Yahudi, orang-orang Farisi adalah yang paling ketat dalam menaati Hukum Musa serta hukum dan tradisi Yahudi lainnya.</w:t>
+      </w:r>
+    </w:p>
+    <w:p>
+      <w:pPr>
+        <w:pStyle w:val="ListBullet"/>
+        <w:spacing w:line="240" w:lineRule="auto"/>
+        <w:ind w:left="720"/>
+      </w:pPr>
+      <w:r>
+        <w:rPr>
+          <w:lang w:val="id_ID" w:bidi="id_ID"/>
+        </w:rPr>
+      </w:r>
+      <w:r>
+        <w:rPr>
+          <w:lang w:val="id_ID" w:bidi="id_ID"/>
+        </w:rPr>
+        <w:t>Mereka sangat ketat untuk menjaga orang-orang Yahudi agar terpisah dari pengaruh orang-orang bukan Yahudi di sekitar mereka. Nama "Farisi" berasal dari kata yang berarti "memisahkan."</w:t>
+      </w:r>
+    </w:p>
+    <w:p>
+      <w:pPr>
+        <w:pStyle w:val="ListBullet"/>
+        <w:spacing w:line="240" w:lineRule="auto"/>
+        <w:ind w:left="720"/>
+      </w:pPr>
+      <w:r>
+        <w:rPr>
+          <w:lang w:val="id_ID" w:bidi="id_ID"/>
+        </w:rPr>
+      </w:r>
+      <w:r>
+        <w:rPr>
+          <w:lang w:val="id_ID" w:bidi="id_ID"/>
+        </w:rPr>
+        <w:t>Orang-orang Farisi meyakini adanya kehidupan setelah kematian; mereka juga percaya pada keberadaan malaikat dan makhluk spiritual lainnya.</w:t>
+      </w:r>
+    </w:p>
+    <w:p>
+      <w:pPr>
+        <w:pStyle w:val="ListBullet"/>
+        <w:spacing w:line="240" w:lineRule="auto"/>
+        <w:ind w:left="720"/>
+      </w:pPr>
+      <w:r>
+        <w:rPr>
+          <w:lang w:val="id_ID" w:bidi="id_ID"/>
+        </w:rPr>
+      </w:r>
+      <w:r>
+        <w:rPr>
+          <w:lang w:val="id_ID" w:bidi="id_ID"/>
+        </w:rPr>
+        <w:t>Orang-orang Farisi dan Saduki secara aktif menentang Yesus dan umat Kristen mula-mula.</w:t>
+      </w:r>
+    </w:p>
+    <w:p>
+      <w:pPr/>
+      <w:r>
+        <w:rPr>
+          <w:lang w:val="id_ID" w:bidi="id_ID"/>
+        </w:rPr>
+      </w:r>
+      <w:r>
+        <w:rPr>
+          <w:lang w:val="id_ID" w:bidi="id_ID"/>
+        </w:rPr>
+        <w:t xml:space="preserve">(Lihat juga: </w:t>
+      </w:r>
+      <w:r>
+        <w:rPr>
+          <w:lang w:val="id_ID" w:bidi="id_ID"/>
+        </w:rPr>
+        <w:t>dewan</w:t>
+      </w:r>
+      <w:r>
+        <w:rPr>
+          <w:lang w:val="id_ID" w:bidi="id_ID"/>
+        </w:rPr>
+        <w:t xml:space="preserve">, </w:t>
+      </w:r>
+      <w:r>
+        <w:rPr>
+          <w:lang w:val="id_ID" w:bidi="id_ID"/>
+        </w:rPr>
+        <w:t>pemimpin Yahudi</w:t>
+      </w:r>
+      <w:r>
+        <w:rPr>
+          <w:lang w:val="id_ID" w:bidi="id_ID"/>
+        </w:rPr>
+        <w:t xml:space="preserve">, </w:t>
+      </w:r>
+      <w:r>
+        <w:rPr>
+          <w:lang w:val="id_ID" w:bidi="id_ID"/>
+        </w:rPr>
+        <w:t>hukum Taurat</w:t>
+      </w:r>
+      <w:r>
+        <w:rPr>
+          <w:lang w:val="id_ID" w:bidi="id_ID"/>
+        </w:rPr>
+        <w:t xml:space="preserve">, </w:t>
+      </w:r>
+      <w:r>
+        <w:rPr>
+          <w:lang w:val="id_ID" w:bidi="id_ID"/>
+        </w:rPr>
+        <w:t>Saduki</w:t>
+      </w:r>
+      <w:r>
+        <w:rPr>
+          <w:lang w:val="id_ID" w:bidi="id_ID"/>
+        </w:rPr>
+        <w:t>)</w:t>
+      </w:r>
+    </w:p>
+    <w:p>
+      <w:pPr>
+        <w:pStyle w:val="Heading3"/>
+      </w:pPr>
+      <w:r>
+        <w:rPr>
+          <w:lang w:val="id_ID" w:bidi="id_ID"/>
+        </w:rPr>
+        <w:t>Referensi Alkitab:</w:t>
+      </w:r>
+    </w:p>
+    <w:p>
+      <w:pPr>
+        <w:pStyle w:val="ListBullet"/>
+        <w:spacing w:line="240" w:lineRule="auto"/>
+        <w:ind w:left="720"/>
+      </w:pPr>
+      <w:r>
+        <w:rPr>
+          <w:lang w:val="id_ID" w:bidi="id_ID"/>
+        </w:rPr>
+      </w:r>
+      <w:hyperlink r:id="rId13">
+        <w:r>
+          <w:rPr>
+            <w:lang w:val="id_ID" w:bidi="id_ID"/>
+          </w:rPr>
+          <w:rPr>
+            <w:color w:val="0000EE"/>
+            <w:u w:val="single"/>
+          </w:rPr>
+          <w:t>Kisah Para Rasul 26:4</w:t>
+        </w:r>
+      </w:hyperlink>
+    </w:p>
+    <w:p>
+      <w:pPr>
+        <w:pStyle w:val="ListBullet"/>
+        <w:spacing w:line="240" w:lineRule="auto"/>
+        <w:ind w:left="720"/>
+      </w:pPr>
+      <w:r>
+        <w:rPr>
+          <w:lang w:val="id_ID" w:bidi="id_ID"/>
+        </w:rPr>
+      </w:r>
+      <w:hyperlink r:id="rId14">
+        <w:r>
+          <w:rPr>
+            <w:lang w:val="id_ID" w:bidi="id_ID"/>
+          </w:rPr>
+          <w:rPr>
+            <w:color w:val="0000EE"/>
+            <w:u w:val="single"/>
+          </w:rPr>
+          <w:t>Yohanes 3:1–2</w:t>
+        </w:r>
+      </w:hyperlink>
+    </w:p>
+    <w:p>
+      <w:pPr>
+        <w:pStyle w:val="ListBullet"/>
+        <w:spacing w:line="240" w:lineRule="auto"/>
+        <w:ind w:left="720"/>
+      </w:pPr>
+      <w:r>
+        <w:rPr>
+          <w:lang w:val="id_ID" w:bidi="id_ID"/>
+        </w:rPr>
+      </w:r>
+      <w:hyperlink r:id="rId15">
+        <w:r>
+          <w:rPr>
+            <w:lang w:val="id_ID" w:bidi="id_ID"/>
+          </w:rPr>
+          <w:rPr>
+            <w:color w:val="0000EE"/>
+            <w:u w:val="single"/>
+          </w:rPr>
+          <w:t>Lukas 11:44</w:t>
+        </w:r>
+      </w:hyperlink>
+    </w:p>
+    <w:p>
+      <w:pPr>
+        <w:pStyle w:val="ListBullet"/>
+        <w:spacing w:line="240" w:lineRule="auto"/>
+        <w:ind w:left="720"/>
+      </w:pPr>
+      <w:r>
+        <w:rPr>
+          <w:lang w:val="id_ID" w:bidi="id_ID"/>
+        </w:rPr>
+      </w:r>
+      <w:hyperlink r:id="rId16">
+        <w:r>
+          <w:rPr>
+            <w:lang w:val="id_ID" w:bidi="id_ID"/>
+          </w:rPr>
+          <w:rPr>
+            <w:color w:val="0000EE"/>
+            <w:u w:val="single"/>
+          </w:rPr>
+          <w:t>Matius 3:7</w:t>
+        </w:r>
+      </w:hyperlink>
+    </w:p>
+    <w:p>
+      <w:pPr>
+        <w:pStyle w:val="ListBullet"/>
+        <w:spacing w:line="240" w:lineRule="auto"/>
+        <w:ind w:left="720"/>
+      </w:pPr>
+      <w:r>
+        <w:rPr>
+          <w:lang w:val="id_ID" w:bidi="id_ID"/>
+        </w:rPr>
+      </w:r>
+      <w:hyperlink r:id="rId17">
+        <w:r>
+          <w:rPr>
+            <w:lang w:val="id_ID" w:bidi="id_ID"/>
+          </w:rPr>
+          <w:rPr>
+            <w:color w:val="0000EE"/>
+            <w:u w:val="single"/>
+          </w:rPr>
+          <w:t>Matius 5:20</w:t>
+        </w:r>
+      </w:hyperlink>
+    </w:p>
+    <w:p>
+      <w:pPr>
+        <w:pStyle w:val="ListBullet"/>
+        <w:spacing w:line="240" w:lineRule="auto"/>
+        <w:ind w:left="720"/>
+      </w:pPr>
+      <w:r>
+        <w:rPr>
+          <w:lang w:val="id_ID" w:bidi="id_ID"/>
+        </w:rPr>
+      </w:r>
+      <w:hyperlink r:id="rId18">
+        <w:r>
+          <w:rPr>
+            <w:lang w:val="id_ID" w:bidi="id_ID"/>
+          </w:rPr>
+          <w:rPr>
+            <w:color w:val="0000EE"/>
+            <w:u w:val="single"/>
+          </w:rPr>
+          <w:t>Matius 9:11</w:t>
+        </w:r>
+      </w:hyperlink>
+    </w:p>
+    <w:p>
+      <w:pPr>
+        <w:pStyle w:val="ListBullet"/>
+        <w:spacing w:line="240" w:lineRule="auto"/>
+        <w:ind w:left="720"/>
+      </w:pPr>
+      <w:r>
+        <w:rPr>
+          <w:lang w:val="id_ID" w:bidi="id_ID"/>
+        </w:rPr>
+      </w:r>
+      <w:hyperlink r:id="rId19">
+        <w:r>
+          <w:rPr>
+            <w:lang w:val="id_ID" w:bidi="id_ID"/>
+          </w:rPr>
+          <w:rPr>
+            <w:color w:val="0000EE"/>
+            <w:u w:val="single"/>
+          </w:rPr>
+          <w:t>Matius 12:2</w:t>
+        </w:r>
+      </w:hyperlink>
+    </w:p>
+    <w:p>
+      <w:pPr>
+        <w:pStyle w:val="ListBullet"/>
+        <w:spacing w:line="240" w:lineRule="auto"/>
+        <w:ind w:left="720"/>
+      </w:pPr>
+      <w:r>
+        <w:rPr>
+          <w:lang w:val="id_ID" w:bidi="id_ID"/>
+        </w:rPr>
+      </w:r>
+      <w:hyperlink r:id="rId20">
+        <w:r>
+          <w:rPr>
+            <w:lang w:val="id_ID" w:bidi="id_ID"/>
+          </w:rPr>
+          <w:rPr>
+            <w:color w:val="0000EE"/>
+            <w:u w:val="single"/>
+          </w:rPr>
+          <w:t>Matius 12:38</w:t>
+        </w:r>
+      </w:hyperlink>
+    </w:p>
+    <w:p>
+      <w:pPr>
+        <w:pStyle w:val="ListBullet"/>
+        <w:spacing w:line="240" w:lineRule="auto"/>
+        <w:ind w:left="720"/>
+      </w:pPr>
+      <w:r>
+        <w:rPr>
+          <w:lang w:val="id_ID" w:bidi="id_ID"/>
+        </w:rPr>
+      </w:r>
+      <w:hyperlink r:id="rId21">
+        <w:r>
+          <w:rPr>
+            <w:lang w:val="id_ID" w:bidi="id_ID"/>
+          </w:rPr>
+          <w:rPr>
+            <w:color w:val="0000EE"/>
+            <w:u w:val="single"/>
+          </w:rPr>
+          <w:t>Filipi 3:5</w:t>
+        </w:r>
+      </w:hyperlink>
+    </w:p>
+    <w:p>
+      <w:pPr>
+        <w:pStyle w:val="Heading3"/>
+      </w:pPr>
+      <w:r>
+        <w:rPr>
+          <w:lang w:val="id_ID" w:bidi="id_ID"/>
+        </w:rPr>
+        <w:t>Data Kata:</w:t>
+      </w:r>
+    </w:p>
+    <w:p>
+      <w:pPr>
+        <w:pStyle w:val="ListBullet"/>
+        <w:spacing w:line="240" w:lineRule="auto"/>
+        <w:ind w:left="720"/>
+      </w:pPr>
+      <w:r>
+        <w:rPr>
+          <w:lang w:val="id_ID" w:bidi="id_ID"/>
+        </w:rPr>
+      </w:r>
+      <w:r>
+        <w:rPr>
+          <w:lang w:val="id_ID" w:bidi="id_ID"/>
+        </w:rPr>
+        <w:t>Strong: G53300</w:t>
+      </w:r>
+      <w:r>
+        <w:rPr>
+          <w:lang w:val="id_ID" w:bidi="id_ID"/>
+        </w:rPr>
+      </w:r>
+      <w:r>
+        <w:rPr>
+          <w:lang w:val="id_ID" w:bidi="id_ID"/>
+        </w:rPr>
+      </w:r>
+    </w:p>
+    <w:p>
+      <w:pPr/>
+      <w:r>
+        <w:rPr>
+          <w:lang w:val="id_ID" w:bidi="id_ID"/>
+        </w:rPr>
+      </w:r>
+    </w:p>
+    <w:p>
+      <w:pPr>
+        <w:pStyle w:val="Heading2"/>
+      </w:pPr>
+      <w:r>
+        <w:rPr>
+          <w:lang w:val="id_ID" w:bidi="id_ID"/>
+        </w:rPr>
+        <w:t>Fenisia</w:t>
+      </w:r>
+      <w:r>
+        <w:rPr>
+          <w:lang w:val="id_ID" w:bidi="id_ID"/>
+        </w:rPr>
+      </w:r>
+    </w:p>
+    <w:p>
+      <w:pPr>
+        <w:pStyle w:val="Heading3"/>
+      </w:pPr>
+      <w:r>
+        <w:rPr>
+          <w:lang w:val="id_ID" w:bidi="id_ID"/>
+        </w:rPr>
+        <w:t>Fakta:</w:t>
+      </w:r>
+    </w:p>
+    <w:p>
+      <w:pPr/>
+      <w:r>
+        <w:rPr>
+          <w:lang w:val="id_ID" w:bidi="id_ID"/>
+        </w:rPr>
+      </w:r>
+      <w:r>
+        <w:rPr>
+          <w:lang w:val="id_ID" w:bidi="id_ID"/>
+        </w:rPr>
+        <w:t>Pada zaman kuno, Fenisia adalah negara kaya yang terletak di Kanaan, di sepanjang pantai Laut Mediterania, di utara Israel.</w:t>
+      </w:r>
+    </w:p>
+    <w:p>
+      <w:pPr>
+        <w:pStyle w:val="ListBullet"/>
+        <w:spacing w:line="240" w:lineRule="auto"/>
+        <w:ind w:left="720"/>
+      </w:pPr>
+      <w:r>
+        <w:rPr>
+          <w:lang w:val="id_ID" w:bidi="id_ID"/>
+        </w:rPr>
+      </w:r>
+      <w:r>
+        <w:rPr>
+          <w:lang w:val="id_ID" w:bidi="id_ID"/>
+        </w:rPr>
+        <w:t>Fenisia menempati wilayah tanah yang terletak di bagian barat negara yang sekarang dikenal sebagai Lebanon.</w:t>
+      </w:r>
+    </w:p>
+    <w:p>
+      <w:pPr>
+        <w:pStyle w:val="ListBullet"/>
+        <w:spacing w:line="240" w:lineRule="auto"/>
+        <w:ind w:left="720"/>
+      </w:pPr>
+      <w:r>
+        <w:rPr>
+          <w:lang w:val="id_ID" w:bidi="id_ID"/>
+        </w:rPr>
+      </w:r>
+      <w:r>
+        <w:rPr>
+          <w:lang w:val="id_ID" w:bidi="id_ID"/>
+        </w:rPr>
+        <w:t>Pada zaman Perjanjian Baru, ibu kota Fenisia adalah Tirus. Kota penting Fenisia lainnya adalah Sidon. Fenisia terletak dekat dengan Siria, sehingga orang-orang dari daerah tersebut disebut "Siro-Fenisia."</w:t>
+      </w:r>
+    </w:p>
+    <w:p>
+      <w:pPr>
+        <w:pStyle w:val="ListBullet"/>
+        <w:spacing w:line="240" w:lineRule="auto"/>
+        <w:ind w:left="720"/>
+      </w:pPr>
+      <w:r>
+        <w:rPr>
+          <w:lang w:val="id_ID" w:bidi="id_ID"/>
+        </w:rPr>
+      </w:r>
+      <w:r>
+        <w:rPr>
+          <w:lang w:val="id_ID" w:bidi="id_ID"/>
+        </w:rPr>
+        <w:t>Bangsa Fenisia dikenal karena keterampilan pertukangan kayu, memanfaatkan pohon aras yang melimpah di negeri mereka. Mereka juga terkenal dengan produksi pewarna ungu yang mahal dan kemampuan mereka untuk berlayar serta berdagang melalui laut. Selain itu, mereka sangat terampil dalam membangun kapal.</w:t>
+      </w:r>
+    </w:p>
+    <w:p>
+      <w:pPr>
+        <w:pStyle w:val="ListBullet"/>
+        <w:spacing w:line="240" w:lineRule="auto"/>
+        <w:ind w:left="720"/>
+      </w:pPr>
+      <w:r>
+        <w:rPr>
+          <w:lang w:val="id_ID" w:bidi="id_ID"/>
+        </w:rPr>
+      </w:r>
+      <w:r>
+        <w:rPr>
+          <w:lang w:val="id_ID" w:bidi="id_ID"/>
+        </w:rPr>
+        <w:t>Salah satu alfabet paling awal diciptakan oleh orang-orang Fenisia. Alfabet mereka banyak digunakan karena interaksi mereka dengan banyak kelompok orang melalui perdagangan.</w:t>
+      </w:r>
+    </w:p>
+    <w:p>
+      <w:pPr/>
+      <w:r>
+        <w:rPr>
+          <w:lang w:val="id_ID" w:bidi="id_ID"/>
+        </w:rPr>
+      </w:r>
+      <w:r>
+        <w:rPr>
+          <w:lang w:val="id_ID" w:bidi="id_ID"/>
+        </w:rPr>
+        <w:t>(Saran Terjemahan: Cara Menerjemahkan Nama)</w:t>
+      </w:r>
+    </w:p>
+    <w:p>
+      <w:pPr/>
+      <w:r>
+        <w:rPr>
+          <w:lang w:val="id_ID" w:bidi="id_ID"/>
+        </w:rPr>
+      </w:r>
+      <w:r>
+        <w:rPr>
+          <w:lang w:val="id_ID" w:bidi="id_ID"/>
+        </w:rPr>
+        <w:t xml:space="preserve">(Lihat juga: </w:t>
+      </w:r>
+      <w:r>
+        <w:rPr>
+          <w:lang w:val="id_ID" w:bidi="id_ID"/>
+        </w:rPr>
+        <w:t>kayu aras</w:t>
+      </w:r>
+      <w:r>
+        <w:rPr>
+          <w:lang w:val="id_ID" w:bidi="id_ID"/>
+        </w:rPr>
+        <w:t xml:space="preserve">, </w:t>
+      </w:r>
+      <w:r>
+        <w:rPr>
+          <w:lang w:val="id_ID" w:bidi="id_ID"/>
+        </w:rPr>
+        <w:t>warna ungu</w:t>
+      </w:r>
+      <w:r>
+        <w:rPr>
+          <w:lang w:val="id_ID" w:bidi="id_ID"/>
+        </w:rPr>
+        <w:t xml:space="preserve">, </w:t>
+      </w:r>
+      <w:r>
+        <w:rPr>
+          <w:lang w:val="id_ID" w:bidi="id_ID"/>
+        </w:rPr>
+        <w:t>kota Sidon</w:t>
+      </w:r>
+      <w:r>
+        <w:rPr>
+          <w:lang w:val="id_ID" w:bidi="id_ID"/>
+        </w:rPr>
+        <w:t xml:space="preserve">, </w:t>
+      </w:r>
+      <w:r>
+        <w:rPr>
+          <w:lang w:val="id_ID" w:bidi="id_ID"/>
+        </w:rPr>
+        <w:t>kota Tirus</w:t>
+      </w:r>
+      <w:r>
+        <w:rPr>
+          <w:lang w:val="id_ID" w:bidi="id_ID"/>
+        </w:rPr>
+        <w:t>)</w:t>
+      </w:r>
+    </w:p>
+    <w:p>
+      <w:pPr>
+        <w:pStyle w:val="Heading3"/>
+      </w:pPr>
+      <w:r>
+        <w:rPr>
+          <w:lang w:val="id_ID" w:bidi="id_ID"/>
+        </w:rPr>
+        <w:t>Referensi Alkitab:</w:t>
+      </w:r>
+    </w:p>
+    <w:p>
+      <w:pPr>
+        <w:pStyle w:val="ListBullet"/>
+        <w:spacing w:line="240" w:lineRule="auto"/>
+        <w:ind w:left="720"/>
+      </w:pPr>
+      <w:r>
+        <w:rPr>
+          <w:lang w:val="id_ID" w:bidi="id_ID"/>
+        </w:rPr>
+      </w:r>
+      <w:hyperlink r:id="rId22">
+        <w:r>
+          <w:rPr>
+            <w:lang w:val="id_ID" w:bidi="id_ID"/>
+          </w:rPr>
+          <w:rPr>
+            <w:color w:val="0000EE"/>
+            <w:u w:val="single"/>
+          </w:rPr>
+          <w:t>Kisah Para Rasul 11:19–21</w:t>
+        </w:r>
+      </w:hyperlink>
+    </w:p>
+    <w:p>
+      <w:pPr>
+        <w:pStyle w:val="ListBullet"/>
+        <w:spacing w:line="240" w:lineRule="auto"/>
+        <w:ind w:left="720"/>
+      </w:pPr>
+      <w:r>
+        <w:rPr>
+          <w:lang w:val="id_ID" w:bidi="id_ID"/>
+        </w:rPr>
+      </w:r>
+      <w:hyperlink r:id="rId23">
+        <w:r>
+          <w:rPr>
+            <w:lang w:val="id_ID" w:bidi="id_ID"/>
+          </w:rPr>
+          <w:rPr>
+            <w:color w:val="0000EE"/>
+            <w:u w:val="single"/>
+          </w:rPr>
+          <w:t>Kisah Para Rasul 15:3–4</w:t>
+        </w:r>
+      </w:hyperlink>
+    </w:p>
+    <w:p>
+      <w:pPr>
+        <w:pStyle w:val="ListBullet"/>
+        <w:spacing w:line="240" w:lineRule="auto"/>
+        <w:ind w:left="720"/>
+      </w:pPr>
+      <w:r>
+        <w:rPr>
+          <w:lang w:val="id_ID" w:bidi="id_ID"/>
+        </w:rPr>
+      </w:r>
+      <w:hyperlink r:id="rId24">
+        <w:r>
+          <w:rPr>
+            <w:lang w:val="id_ID" w:bidi="id_ID"/>
+          </w:rPr>
+          <w:rPr>
+            <w:color w:val="0000EE"/>
+            <w:u w:val="single"/>
+          </w:rPr>
+          <w:t>Kisah Para Rasul 21:2</w:t>
+        </w:r>
+      </w:hyperlink>
+    </w:p>
+    <w:p>
+      <w:pPr>
+        <w:pStyle w:val="ListBullet"/>
+        <w:spacing w:line="240" w:lineRule="auto"/>
+        <w:ind w:left="720"/>
+      </w:pPr>
+      <w:r>
+        <w:rPr>
+          <w:lang w:val="id_ID" w:bidi="id_ID"/>
+        </w:rPr>
+      </w:r>
+      <w:hyperlink r:id="rId25">
+        <w:r>
+          <w:rPr>
+            <w:lang w:val="id_ID" w:bidi="id_ID"/>
+          </w:rPr>
+          <w:rPr>
+            <w:color w:val="0000EE"/>
+            <w:u w:val="single"/>
+          </w:rPr>
+          <w:t>Yesaya 23:10–12</w:t>
+        </w:r>
+      </w:hyperlink>
+    </w:p>
+    <w:p>
+      <w:pPr>
+        <w:pStyle w:val="Heading3"/>
+      </w:pPr>
+      <w:r>
+        <w:rPr>
+          <w:lang w:val="id_ID" w:bidi="id_ID"/>
+        </w:rPr>
+        <w:t>Data Kata:</w:t>
+      </w:r>
+    </w:p>
+    <w:p>
+      <w:pPr>
+        <w:pStyle w:val="ListBullet"/>
+        <w:spacing w:line="240" w:lineRule="auto"/>
+        <w:ind w:left="720"/>
+      </w:pPr>
+      <w:r>
+        <w:rPr>
+          <w:lang w:val="id_ID" w:bidi="id_ID"/>
+        </w:rPr>
+      </w:r>
+      <w:r>
+        <w:rPr>
+          <w:lang w:val="id_ID" w:bidi="id_ID"/>
+        </w:rPr>
+        <w:t>Strong: H3667, G49490, G54030</w:t>
+      </w:r>
+      <w:r>
+        <w:rPr>
+          <w:lang w:val="id_ID" w:bidi="id_ID"/>
+        </w:rPr>
+      </w:r>
+      <w:r>
+        <w:rPr>
+          <w:lang w:val="id_ID" w:bidi="id_ID"/>
+        </w:rPr>
+      </w:r>
+    </w:p>
+    <w:p>
+      <w:pPr/>
+      <w:r>
+        <w:rPr>
+          <w:lang w:val="id_ID" w:bidi="id_ID"/>
+        </w:rPr>
+      </w:r>
+    </w:p>
+    <w:p>
+      <w:pPr>
+        <w:pStyle w:val="Heading2"/>
+      </w:pPr>
+      <w:r>
+        <w:rPr>
+          <w:lang w:val="id_ID" w:bidi="id_ID"/>
+        </w:rPr>
         <w:t>Festival</w:t>
       </w:r>
       <w:r>
@@ -487,7 +1297,7 @@
           <w:lang w:val="id_ID" w:bidi="id_ID"/>
         </w:rPr>
       </w:r>
-      <w:hyperlink r:id="rId13">
+      <w:hyperlink r:id="rId26">
         <w:r>
           <w:rPr>
             <w:lang w:val="id_ID" w:bidi="id_ID"/>
@@ -511,7 +1321,7 @@
           <w:lang w:val="id_ID" w:bidi="id_ID"/>
         </w:rPr>
       </w:r>
-      <w:hyperlink r:id="rId14">
+      <w:hyperlink r:id="rId27">
         <w:r>
           <w:rPr>
             <w:lang w:val="id_ID" w:bidi="id_ID"/>
@@ -535,7 +1345,7 @@
           <w:lang w:val="id_ID" w:bidi="id_ID"/>
         </w:rPr>
       </w:r>
-      <w:hyperlink r:id="rId15">
+      <w:hyperlink r:id="rId28">
         <w:r>
           <w:rPr>
             <w:lang w:val="id_ID" w:bidi="id_ID"/>
@@ -559,7 +1369,7 @@
           <w:lang w:val="id_ID" w:bidi="id_ID"/>
         </w:rPr>
       </w:r>
-      <w:hyperlink r:id="rId16">
+      <w:hyperlink r:id="rId29">
         <w:r>
           <w:rPr>
             <w:lang w:val="id_ID" w:bidi="id_ID"/>
@@ -583,7 +1393,7 @@
           <w:lang w:val="id_ID" w:bidi="id_ID"/>
         </w:rPr>
       </w:r>
-      <w:hyperlink r:id="rId17">
+      <w:hyperlink r:id="rId30">
         <w:r>
           <w:rPr>
             <w:lang w:val="id_ID" w:bidi="id_ID"/>
@@ -864,7 +1674,7 @@
           <w:lang w:val="id_ID" w:bidi="id_ID"/>
         </w:rPr>
       </w:r>
-      <w:hyperlink r:id="rId18">
+      <w:hyperlink r:id="rId31">
         <w:r>
           <w:rPr>
             <w:lang w:val="id_ID" w:bidi="id_ID"/>
@@ -888,7 +1698,7 @@
           <w:lang w:val="id_ID" w:bidi="id_ID"/>
         </w:rPr>
       </w:r>
-      <w:hyperlink r:id="rId19">
+      <w:hyperlink r:id="rId32">
         <w:r>
           <w:rPr>
             <w:lang w:val="id_ID" w:bidi="id_ID"/>
@@ -912,7 +1722,7 @@
           <w:lang w:val="id_ID" w:bidi="id_ID"/>
         </w:rPr>
       </w:r>
-      <w:hyperlink r:id="rId20">
+      <w:hyperlink r:id="rId33">
         <w:r>
           <w:rPr>
             <w:lang w:val="id_ID" w:bidi="id_ID"/>
@@ -936,7 +1746,7 @@
           <w:lang w:val="id_ID" w:bidi="id_ID"/>
         </w:rPr>
       </w:r>
-      <w:hyperlink r:id="rId21">
+      <w:hyperlink r:id="rId34">
         <w:r>
           <w:rPr>
             <w:lang w:val="id_ID" w:bidi="id_ID"/>
@@ -1091,6 +1901,1919 @@
         <w:rPr>
           <w:lang w:val="id_ID" w:bidi="id_ID"/>
         </w:rPr>
+        <w:t>Filipus</w:t>
+      </w:r>
+      <w:r>
+        <w:rPr>
+          <w:lang w:val="id_ID" w:bidi="id_ID"/>
+        </w:rPr>
+      </w:r>
+    </w:p>
+    <w:p>
+      <w:pPr>
+        <w:pStyle w:val="Heading3"/>
+      </w:pPr>
+      <w:r>
+        <w:rPr>
+          <w:lang w:val="id_ID" w:bidi="id_ID"/>
+        </w:rPr>
+        <w:t>Fakta:</w:t>
+      </w:r>
+    </w:p>
+    <w:p>
+      <w:pPr/>
+      <w:r>
+        <w:rPr>
+          <w:lang w:val="id_ID" w:bidi="id_ID"/>
+        </w:rPr>
+      </w:r>
+      <w:r>
+        <w:rPr>
+          <w:lang w:val="id_ID" w:bidi="id_ID"/>
+        </w:rPr>
+        <w:t>Dalam gereja Kristen mula-mula di Yerusalem, Filipus adalah salah satu dari tujuh pemimpin yang dipilih untuk merawat orang-orang Kristen yang miskin dan membutuhkan, terutama para janda.</w:t>
+      </w:r>
+    </w:p>
+    <w:p>
+      <w:pPr>
+        <w:pStyle w:val="ListBullet"/>
+        <w:spacing w:line="240" w:lineRule="auto"/>
+        <w:ind w:left="720"/>
+      </w:pPr>
+      <w:r>
+        <w:rPr>
+          <w:lang w:val="id_ID" w:bidi="id_ID"/>
+        </w:rPr>
+      </w:r>
+      <w:r>
+        <w:rPr>
+          <w:lang w:val="id_ID" w:bidi="id_ID"/>
+        </w:rPr>
+        <w:t>Allah memakai Filipus untuk membagikan Injil kepada orang-orang di berbagai kota di provinsi Yudea dan Galilea, termasuk kepada seorang pria Etiopia yang ditemuinya di jalan gurun menuju Gaza dari Yerusalem.</w:t>
+      </w:r>
+    </w:p>
+    <w:p>
+      <w:pPr>
+        <w:pStyle w:val="ListBullet"/>
+        <w:spacing w:line="240" w:lineRule="auto"/>
+        <w:ind w:left="720"/>
+      </w:pPr>
+      <w:r>
+        <w:rPr>
+          <w:lang w:val="id_ID" w:bidi="id_ID"/>
+        </w:rPr>
+      </w:r>
+      <w:r>
+        <w:rPr>
+          <w:lang w:val="id_ID" w:bidi="id_ID"/>
+        </w:rPr>
+        <w:t>Bertahun-tahun kemudian, Filipus tinggal di Kaisarea ketika Paulus dan rekan-rekannya menginap di rumahnya dalam perjalanan kembali ke Yerusalem.</w:t>
+      </w:r>
+    </w:p>
+    <w:p>
+      <w:pPr>
+        <w:pStyle w:val="ListBullet"/>
+        <w:spacing w:line="240" w:lineRule="auto"/>
+        <w:ind w:left="720"/>
+      </w:pPr>
+      <w:r>
+        <w:rPr>
+          <w:lang w:val="id_ID" w:bidi="id_ID"/>
+        </w:rPr>
+      </w:r>
+      <w:r>
+        <w:rPr>
+          <w:lang w:val="id_ID" w:bidi="id_ID"/>
+        </w:rPr>
+        <w:t>Banyak pakar Alkitab berpendapat bahwa Filipus sang pemberita Injil bukanlah orang yang sama dengan rasul atau murid Yesus yang memiliki nama serupa. Beberapa bahasa mungkin memilih menggunakan penulisan yang sedikit berbeda untuk nama kedua pria ini agar lebih jelas bahwa mereka adalah orang yang berbeda.</w:t>
+      </w:r>
+    </w:p>
+    <w:p>
+      <w:pPr/>
+      <w:r>
+        <w:rPr>
+          <w:lang w:val="id_ID" w:bidi="id_ID"/>
+        </w:rPr>
+      </w:r>
+      <w:r>
+        <w:rPr>
+          <w:lang w:val="id_ID" w:bidi="id_ID"/>
+        </w:rPr>
+        <w:t>(Saran Terjemahan: Cara Menerjemahkan Nama)</w:t>
+      </w:r>
+    </w:p>
+    <w:p>
+      <w:pPr/>
+      <w:r>
+        <w:rPr>
+          <w:lang w:val="id_ID" w:bidi="id_ID"/>
+        </w:rPr>
+      </w:r>
+      <w:r>
+        <w:rPr>
+          <w:lang w:val="id_ID" w:bidi="id_ID"/>
+        </w:rPr>
+        <w:t xml:space="preserve">(Lihat juga: </w:t>
+      </w:r>
+      <w:r>
+        <w:rPr>
+          <w:lang w:val="id_ID" w:bidi="id_ID"/>
+        </w:rPr>
+        <w:t>Filipus</w:t>
+      </w:r>
+      <w:r>
+        <w:rPr>
+          <w:lang w:val="id_ID" w:bidi="id_ID"/>
+        </w:rPr>
+        <w:t>)</w:t>
+      </w:r>
+    </w:p>
+    <w:p>
+      <w:pPr>
+        <w:pStyle w:val="Heading3"/>
+      </w:pPr>
+      <w:r>
+        <w:rPr>
+          <w:lang w:val="id_ID" w:bidi="id_ID"/>
+        </w:rPr>
+        <w:t>Referensi Alkitab:</w:t>
+      </w:r>
+    </w:p>
+    <w:p>
+      <w:pPr>
+        <w:pStyle w:val="ListBullet"/>
+        <w:spacing w:line="240" w:lineRule="auto"/>
+        <w:ind w:left="720"/>
+      </w:pPr>
+      <w:r>
+        <w:rPr>
+          <w:lang w:val="id_ID" w:bidi="id_ID"/>
+        </w:rPr>
+      </w:r>
+      <w:hyperlink r:id="rId35">
+        <w:r>
+          <w:rPr>
+            <w:lang w:val="id_ID" w:bidi="id_ID"/>
+          </w:rPr>
+          <w:rPr>
+            <w:color w:val="0000EE"/>
+            <w:u w:val="single"/>
+          </w:rPr>
+          <w:t>Kisah Para Rasul 6:5–6</w:t>
+        </w:r>
+      </w:hyperlink>
+    </w:p>
+    <w:p>
+      <w:pPr>
+        <w:pStyle w:val="ListBullet"/>
+        <w:spacing w:line="240" w:lineRule="auto"/>
+        <w:ind w:left="720"/>
+      </w:pPr>
+      <w:r>
+        <w:rPr>
+          <w:lang w:val="id_ID" w:bidi="id_ID"/>
+        </w:rPr>
+      </w:r>
+      <w:hyperlink r:id="rId36">
+        <w:r>
+          <w:rPr>
+            <w:lang w:val="id_ID" w:bidi="id_ID"/>
+          </w:rPr>
+          <w:rPr>
+            <w:color w:val="0000EE"/>
+            <w:u w:val="single"/>
+          </w:rPr>
+          <w:t>Kisah Para Rasul 8:6</w:t>
+        </w:r>
+      </w:hyperlink>
+    </w:p>
+    <w:p>
+      <w:pPr>
+        <w:pStyle w:val="ListBullet"/>
+        <w:spacing w:line="240" w:lineRule="auto"/>
+        <w:ind w:left="720"/>
+      </w:pPr>
+      <w:r>
+        <w:rPr>
+          <w:lang w:val="id_ID" w:bidi="id_ID"/>
+        </w:rPr>
+      </w:r>
+      <w:hyperlink r:id="rId37">
+        <w:r>
+          <w:rPr>
+            <w:lang w:val="id_ID" w:bidi="id_ID"/>
+          </w:rPr>
+          <w:rPr>
+            <w:color w:val="0000EE"/>
+            <w:u w:val="single"/>
+          </w:rPr>
+          <w:t>Kisah Para Rasul 8:13</w:t>
+        </w:r>
+      </w:hyperlink>
+    </w:p>
+    <w:p>
+      <w:pPr>
+        <w:pStyle w:val="ListBullet"/>
+        <w:spacing w:line="240" w:lineRule="auto"/>
+        <w:ind w:left="720"/>
+      </w:pPr>
+      <w:r>
+        <w:rPr>
+          <w:lang w:val="id_ID" w:bidi="id_ID"/>
+        </w:rPr>
+      </w:r>
+      <w:hyperlink r:id="rId38">
+        <w:r>
+          <w:rPr>
+            <w:lang w:val="id_ID" w:bidi="id_ID"/>
+          </w:rPr>
+          <w:rPr>
+            <w:color w:val="0000EE"/>
+            <w:u w:val="single"/>
+          </w:rPr>
+          <w:t>Kisah Para Rasul 8:31</w:t>
+        </w:r>
+      </w:hyperlink>
+    </w:p>
+    <w:p>
+      <w:pPr>
+        <w:pStyle w:val="ListBullet"/>
+        <w:spacing w:line="240" w:lineRule="auto"/>
+        <w:ind w:left="720"/>
+      </w:pPr>
+      <w:r>
+        <w:rPr>
+          <w:lang w:val="id_ID" w:bidi="id_ID"/>
+        </w:rPr>
+      </w:r>
+      <w:hyperlink r:id="rId39">
+        <w:r>
+          <w:rPr>
+            <w:lang w:val="id_ID" w:bidi="id_ID"/>
+          </w:rPr>
+          <w:rPr>
+            <w:color w:val="0000EE"/>
+            <w:u w:val="single"/>
+          </w:rPr>
+          <w:t>Kisah Para Rasul 8:36</w:t>
+        </w:r>
+      </w:hyperlink>
+    </w:p>
+    <w:p>
+      <w:pPr>
+        <w:pStyle w:val="ListBullet"/>
+        <w:spacing w:line="240" w:lineRule="auto"/>
+        <w:ind w:left="720"/>
+      </w:pPr>
+      <w:r>
+        <w:rPr>
+          <w:lang w:val="id_ID" w:bidi="id_ID"/>
+        </w:rPr>
+      </w:r>
+      <w:hyperlink r:id="rId40">
+        <w:r>
+          <w:rPr>
+            <w:lang w:val="id_ID" w:bidi="id_ID"/>
+          </w:rPr>
+          <w:rPr>
+            <w:color w:val="0000EE"/>
+            <w:u w:val="single"/>
+          </w:rPr>
+          <w:t>Kisah Para Rasul 8:40</w:t>
+        </w:r>
+      </w:hyperlink>
+    </w:p>
+    <w:p>
+      <w:pPr>
+        <w:pStyle w:val="Heading3"/>
+      </w:pPr>
+      <w:r>
+        <w:rPr>
+          <w:lang w:val="id_ID" w:bidi="id_ID"/>
+        </w:rPr>
+        <w:t>Data Kata:</w:t>
+      </w:r>
+    </w:p>
+    <w:p>
+      <w:pPr>
+        <w:pStyle w:val="ListBullet"/>
+        <w:spacing w:line="240" w:lineRule="auto"/>
+        <w:ind w:left="720"/>
+      </w:pPr>
+      <w:r>
+        <w:rPr>
+          <w:lang w:val="id_ID" w:bidi="id_ID"/>
+        </w:rPr>
+      </w:r>
+      <w:r>
+        <w:rPr>
+          <w:lang w:val="id_ID" w:bidi="id_ID"/>
+        </w:rPr>
+        <w:t>Strong: G53760</w:t>
+      </w:r>
+      <w:r>
+        <w:rPr>
+          <w:lang w:val="id_ID" w:bidi="id_ID"/>
+        </w:rPr>
+      </w:r>
+      <w:r>
+        <w:rPr>
+          <w:lang w:val="id_ID" w:bidi="id_ID"/>
+        </w:rPr>
+      </w:r>
+    </w:p>
+    <w:p>
+      <w:pPr/>
+      <w:r>
+        <w:rPr>
+          <w:lang w:val="id_ID" w:bidi="id_ID"/>
+        </w:rPr>
+      </w:r>
+    </w:p>
+    <w:p>
+      <w:pPr>
+        <w:pStyle w:val="Heading2"/>
+      </w:pPr>
+      <w:r>
+        <w:rPr>
+          <w:lang w:val="id_ID" w:bidi="id_ID"/>
+        </w:rPr>
+        <w:t>Filipus, Rasul</w:t>
+      </w:r>
+      <w:r>
+        <w:rPr>
+          <w:lang w:val="id_ID" w:bidi="id_ID"/>
+        </w:rPr>
+      </w:r>
+    </w:p>
+    <w:p>
+      <w:pPr>
+        <w:pStyle w:val="Heading3"/>
+      </w:pPr>
+      <w:r>
+        <w:rPr>
+          <w:lang w:val="id_ID" w:bidi="id_ID"/>
+        </w:rPr>
+        <w:t>Fakta:</w:t>
+      </w:r>
+    </w:p>
+    <w:p>
+      <w:pPr/>
+      <w:r>
+        <w:rPr>
+          <w:lang w:val="id_ID" w:bidi="id_ID"/>
+        </w:rPr>
+      </w:r>
+      <w:r>
+        <w:rPr>
+          <w:lang w:val="id_ID" w:bidi="id_ID"/>
+        </w:rPr>
+        <w:t>Rasul Filipus adalah salah satu dari dua belas murid Yesus yang mula-mula. Dia berasal dari kota Betsaida.</w:t>
+      </w:r>
+    </w:p>
+    <w:p>
+      <w:pPr>
+        <w:pStyle w:val="ListBullet"/>
+        <w:spacing w:line="240" w:lineRule="auto"/>
+        <w:ind w:left="720"/>
+      </w:pPr>
+      <w:r>
+        <w:rPr>
+          <w:lang w:val="id_ID" w:bidi="id_ID"/>
+        </w:rPr>
+      </w:r>
+      <w:r>
+        <w:rPr>
+          <w:lang w:val="id_ID" w:bidi="id_ID"/>
+        </w:rPr>
+        <w:t>Filipus mengajak Natanael untuk bertemu dengan Yesus.</w:t>
+      </w:r>
+    </w:p>
+    <w:p>
+      <w:pPr>
+        <w:pStyle w:val="ListBullet"/>
+        <w:spacing w:line="240" w:lineRule="auto"/>
+        <w:ind w:left="720"/>
+      </w:pPr>
+      <w:r>
+        <w:rPr>
+          <w:lang w:val="id_ID" w:bidi="id_ID"/>
+        </w:rPr>
+      </w:r>
+      <w:r>
+        <w:rPr>
+          <w:lang w:val="id_ID" w:bidi="id_ID"/>
+        </w:rPr>
+        <w:t>Yesus bertanya kepada Filipus bagaimana cara menyediakan makanan untuk kerumunan yang berjumlah lebih dari 5.000 orang.</w:t>
+      </w:r>
+    </w:p>
+    <w:p>
+      <w:pPr>
+        <w:pStyle w:val="ListBullet"/>
+        <w:spacing w:line="240" w:lineRule="auto"/>
+        <w:ind w:left="720"/>
+      </w:pPr>
+      <w:r>
+        <w:rPr>
+          <w:lang w:val="id_ID" w:bidi="id_ID"/>
+        </w:rPr>
+      </w:r>
+      <w:r>
+        <w:rPr>
+          <w:lang w:val="id_ID" w:bidi="id_ID"/>
+        </w:rPr>
+        <w:t>Pada perjamuan Paskah terakhir yang Yesus makan bersama murid-murid-Nya, Dia berbicara kepada mereka tentang Allah, Bapa-Nya. Filipus meminta Yesus untuk menunjukkan Bapa kepada mereka.</w:t>
+      </w:r>
+    </w:p>
+    <w:p>
+      <w:pPr>
+        <w:pStyle w:val="ListBullet"/>
+        <w:spacing w:line="240" w:lineRule="auto"/>
+        <w:ind w:left="720"/>
+      </w:pPr>
+      <w:r>
+        <w:rPr>
+          <w:lang w:val="id_ID" w:bidi="id_ID"/>
+        </w:rPr>
+      </w:r>
+      <w:r>
+        <w:rPr>
+          <w:lang w:val="id_ID" w:bidi="id_ID"/>
+        </w:rPr>
+        <w:t>Beberapa bahasa mungkin lebih memilih menuliskan ejaan nama Filipus ini dengan cara yang berbeda dari Filipus yang lainnya (sang pemberita Injil) untuk menghindari kerancuan.</w:t>
+      </w:r>
+    </w:p>
+    <w:p>
+      <w:pPr/>
+      <w:r>
+        <w:rPr>
+          <w:lang w:val="id_ID" w:bidi="id_ID"/>
+        </w:rPr>
+      </w:r>
+      <w:r>
+        <w:rPr>
+          <w:lang w:val="id_ID" w:bidi="id_ID"/>
+        </w:rPr>
+        <w:t>(Saran Terjemahan: Cara Menerjemahkan Nama)</w:t>
+      </w:r>
+    </w:p>
+    <w:p>
+      <w:pPr/>
+      <w:r>
+        <w:rPr>
+          <w:lang w:val="id_ID" w:bidi="id_ID"/>
+        </w:rPr>
+      </w:r>
+      <w:r>
+        <w:rPr>
+          <w:lang w:val="id_ID" w:bidi="id_ID"/>
+        </w:rPr>
+        <w:t xml:space="preserve">(Lihat juga: </w:t>
+      </w:r>
+      <w:r>
+        <w:rPr>
+          <w:lang w:val="id_ID" w:bidi="id_ID"/>
+        </w:rPr>
+        <w:t>Filipus</w:t>
+      </w:r>
+      <w:r>
+        <w:rPr>
+          <w:lang w:val="id_ID" w:bidi="id_ID"/>
+        </w:rPr>
+        <w:t>)</w:t>
+      </w:r>
+    </w:p>
+    <w:p>
+      <w:pPr>
+        <w:pStyle w:val="Heading3"/>
+      </w:pPr>
+      <w:r>
+        <w:rPr>
+          <w:lang w:val="id_ID" w:bidi="id_ID"/>
+        </w:rPr>
+        <w:t>Referensi Alkitab:</w:t>
+      </w:r>
+    </w:p>
+    <w:p>
+      <w:pPr>
+        <w:pStyle w:val="ListBullet"/>
+        <w:spacing w:line="240" w:lineRule="auto"/>
+        <w:ind w:left="720"/>
+      </w:pPr>
+      <w:r>
+        <w:rPr>
+          <w:lang w:val="id_ID" w:bidi="id_ID"/>
+        </w:rPr>
+      </w:r>
+      <w:hyperlink r:id="rId41">
+        <w:r>
+          <w:rPr>
+            <w:lang w:val="id_ID" w:bidi="id_ID"/>
+          </w:rPr>
+          <w:rPr>
+            <w:color w:val="0000EE"/>
+            <w:u w:val="single"/>
+          </w:rPr>
+          <w:t>Kisah Para Rasul 1:14</w:t>
+        </w:r>
+      </w:hyperlink>
+    </w:p>
+    <w:p>
+      <w:pPr>
+        <w:pStyle w:val="ListBullet"/>
+        <w:spacing w:line="240" w:lineRule="auto"/>
+        <w:ind w:left="720"/>
+      </w:pPr>
+      <w:r>
+        <w:rPr>
+          <w:lang w:val="id_ID" w:bidi="id_ID"/>
+        </w:rPr>
+      </w:r>
+      <w:hyperlink r:id="rId42">
+        <w:r>
+          <w:rPr>
+            <w:lang w:val="id_ID" w:bidi="id_ID"/>
+          </w:rPr>
+          <w:rPr>
+            <w:color w:val="0000EE"/>
+            <w:u w:val="single"/>
+          </w:rPr>
+          <w:t>Yohanes 1:44</w:t>
+        </w:r>
+      </w:hyperlink>
+    </w:p>
+    <w:p>
+      <w:pPr>
+        <w:pStyle w:val="ListBullet"/>
+        <w:spacing w:line="240" w:lineRule="auto"/>
+        <w:ind w:left="720"/>
+      </w:pPr>
+      <w:r>
+        <w:rPr>
+          <w:lang w:val="id_ID" w:bidi="id_ID"/>
+        </w:rPr>
+      </w:r>
+      <w:hyperlink r:id="rId43">
+        <w:r>
+          <w:rPr>
+            <w:lang w:val="id_ID" w:bidi="id_ID"/>
+          </w:rPr>
+          <w:rPr>
+            <w:color w:val="0000EE"/>
+            <w:u w:val="single"/>
+          </w:rPr>
+          <w:t>Yohanes 6:6</w:t>
+        </w:r>
+      </w:hyperlink>
+    </w:p>
+    <w:p>
+      <w:pPr>
+        <w:pStyle w:val="ListBullet"/>
+        <w:spacing w:line="240" w:lineRule="auto"/>
+        <w:ind w:left="720"/>
+      </w:pPr>
+      <w:r>
+        <w:rPr>
+          <w:lang w:val="id_ID" w:bidi="id_ID"/>
+        </w:rPr>
+      </w:r>
+      <w:hyperlink r:id="rId44">
+        <w:r>
+          <w:rPr>
+            <w:lang w:val="id_ID" w:bidi="id_ID"/>
+          </w:rPr>
+          <w:rPr>
+            <w:color w:val="0000EE"/>
+            <w:u w:val="single"/>
+          </w:rPr>
+          <w:t>Lukas 6:14</w:t>
+        </w:r>
+      </w:hyperlink>
+    </w:p>
+    <w:p>
+      <w:pPr>
+        <w:pStyle w:val="ListBullet"/>
+        <w:spacing w:line="240" w:lineRule="auto"/>
+        <w:ind w:left="720"/>
+      </w:pPr>
+      <w:r>
+        <w:rPr>
+          <w:lang w:val="id_ID" w:bidi="id_ID"/>
+        </w:rPr>
+      </w:r>
+      <w:hyperlink r:id="rId45">
+        <w:r>
+          <w:rPr>
+            <w:lang w:val="id_ID" w:bidi="id_ID"/>
+          </w:rPr>
+          <w:rPr>
+            <w:color w:val="0000EE"/>
+            <w:u w:val="single"/>
+          </w:rPr>
+          <w:t>Markus 3:17–19</w:t>
+        </w:r>
+      </w:hyperlink>
+    </w:p>
+    <w:p>
+      <w:pPr>
+        <w:pStyle w:val="Heading3"/>
+      </w:pPr>
+      <w:r>
+        <w:rPr>
+          <w:lang w:val="id_ID" w:bidi="id_ID"/>
+        </w:rPr>
+        <w:t>Data Kata:</w:t>
+      </w:r>
+    </w:p>
+    <w:p>
+      <w:pPr>
+        <w:pStyle w:val="ListBullet"/>
+        <w:spacing w:line="240" w:lineRule="auto"/>
+        <w:ind w:left="720"/>
+      </w:pPr>
+      <w:r>
+        <w:rPr>
+          <w:lang w:val="id_ID" w:bidi="id_ID"/>
+        </w:rPr>
+      </w:r>
+      <w:r>
+        <w:rPr>
+          <w:lang w:val="id_ID" w:bidi="id_ID"/>
+        </w:rPr>
+        <w:t>Strong: G53760</w:t>
+      </w:r>
+      <w:r>
+        <w:rPr>
+          <w:lang w:val="id_ID" w:bidi="id_ID"/>
+        </w:rPr>
+      </w:r>
+      <w:r>
+        <w:rPr>
+          <w:lang w:val="id_ID" w:bidi="id_ID"/>
+        </w:rPr>
+      </w:r>
+    </w:p>
+    <w:p>
+      <w:pPr/>
+      <w:r>
+        <w:rPr>
+          <w:lang w:val="id_ID" w:bidi="id_ID"/>
+        </w:rPr>
+      </w:r>
+    </w:p>
+    <w:p>
+      <w:pPr>
+        <w:pStyle w:val="Heading2"/>
+      </w:pPr>
+      <w:r>
+        <w:rPr>
+          <w:lang w:val="id_ID" w:bidi="id_ID"/>
+        </w:rPr>
+        <w:t>Filistea</w:t>
+      </w:r>
+      <w:r>
+        <w:rPr>
+          <w:lang w:val="id_ID" w:bidi="id_ID"/>
+        </w:rPr>
+      </w:r>
+    </w:p>
+    <w:p>
+      <w:pPr>
+        <w:pStyle w:val="Heading3"/>
+      </w:pPr>
+      <w:r>
+        <w:rPr>
+          <w:lang w:val="id_ID" w:bidi="id_ID"/>
+        </w:rPr>
+        <w:t>Pengertian:</w:t>
+      </w:r>
+    </w:p>
+    <w:p>
+      <w:pPr/>
+      <w:r>
+        <w:rPr>
+          <w:lang w:val="id_ID" w:bidi="id_ID"/>
+        </w:rPr>
+      </w:r>
+      <w:r>
+        <w:rPr>
+          <w:lang w:val="id_ID" w:bidi="id_ID"/>
+        </w:rPr>
+        <w:t>Filistea adalah nama sebuah wilayah besar di tanah Kanaan, terletak di sepanjang pantai Laut Mediterania.</w:t>
+      </w:r>
+    </w:p>
+    <w:p>
+      <w:pPr>
+        <w:pStyle w:val="ListBullet"/>
+        <w:spacing w:line="240" w:lineRule="auto"/>
+        <w:ind w:left="720"/>
+      </w:pPr>
+      <w:r>
+        <w:rPr>
+          <w:lang w:val="id_ID" w:bidi="id_ID"/>
+        </w:rPr>
+      </w:r>
+      <w:r>
+        <w:rPr>
+          <w:lang w:val="id_ID" w:bidi="id_ID"/>
+        </w:rPr>
+        <w:t>Wilayah ini terletak di sepanjang dataran pantai yang sangat subur, membentang dari Yope di utara hingga Gaza di selatan. Panjangnya sekitar 64 km dan lebarnya 16 km.</w:t>
+      </w:r>
+    </w:p>
+    <w:p>
+      <w:pPr>
+        <w:pStyle w:val="ListBullet"/>
+        <w:spacing w:line="240" w:lineRule="auto"/>
+        <w:ind w:left="720"/>
+      </w:pPr>
+      <w:r>
+        <w:rPr>
+          <w:lang w:val="id_ID" w:bidi="id_ID"/>
+        </w:rPr>
+      </w:r>
+      <w:r>
+        <w:rPr>
+          <w:lang w:val="id_ID" w:bidi="id_ID"/>
+        </w:rPr>
+        <w:t>Filistea diduduki oleh "orang Filistin," sebuah suku bangsa yang kuat dan sering menjadi musuh bangsa Israel.</w:t>
+      </w:r>
+    </w:p>
+    <w:p>
+      <w:pPr/>
+      <w:r>
+        <w:rPr>
+          <w:lang w:val="id_ID" w:bidi="id_ID"/>
+        </w:rPr>
+      </w:r>
+      <w:r>
+        <w:rPr>
+          <w:lang w:val="id_ID" w:bidi="id_ID"/>
+        </w:rPr>
+        <w:t xml:space="preserve">(Lihat juga: </w:t>
+      </w:r>
+      <w:r>
+        <w:rPr>
+          <w:lang w:val="id_ID" w:bidi="id_ID"/>
+        </w:rPr>
+        <w:t>Filistin</w:t>
+      </w:r>
+      <w:r>
+        <w:rPr>
+          <w:lang w:val="id_ID" w:bidi="id_ID"/>
+        </w:rPr>
+        <w:t xml:space="preserve">, </w:t>
+      </w:r>
+      <w:r>
+        <w:rPr>
+          <w:lang w:val="id_ID" w:bidi="id_ID"/>
+        </w:rPr>
+        <w:t>Gaza</w:t>
+      </w:r>
+      <w:r>
+        <w:rPr>
+          <w:lang w:val="id_ID" w:bidi="id_ID"/>
+        </w:rPr>
+        <w:t xml:space="preserve">, </w:t>
+      </w:r>
+      <w:r>
+        <w:rPr>
+          <w:lang w:val="id_ID" w:bidi="id_ID"/>
+        </w:rPr>
+        <w:t>Yope</w:t>
+      </w:r>
+      <w:r>
+        <w:rPr>
+          <w:lang w:val="id_ID" w:bidi="id_ID"/>
+        </w:rPr>
+        <w:t>)</w:t>
+      </w:r>
+    </w:p>
+    <w:p>
+      <w:pPr>
+        <w:pStyle w:val="Heading3"/>
+      </w:pPr>
+      <w:r>
+        <w:rPr>
+          <w:lang w:val="id_ID" w:bidi="id_ID"/>
+        </w:rPr>
+        <w:t>Referensi Alkitab:</w:t>
+      </w:r>
+    </w:p>
+    <w:p>
+      <w:pPr>
+        <w:pStyle w:val="ListBullet"/>
+        <w:spacing w:line="240" w:lineRule="auto"/>
+        <w:ind w:left="720"/>
+      </w:pPr>
+      <w:r>
+        <w:rPr>
+          <w:lang w:val="id_ID" w:bidi="id_ID"/>
+        </w:rPr>
+      </w:r>
+      <w:hyperlink r:id="rId46">
+        <w:r>
+          <w:rPr>
+            <w:lang w:val="id_ID" w:bidi="id_ID"/>
+          </w:rPr>
+          <w:rPr>
+            <w:color w:val="0000EE"/>
+            <w:u w:val="single"/>
+          </w:rPr>
+          <w:t>1 Tawarikh 10:9–10</w:t>
+        </w:r>
+      </w:hyperlink>
+    </w:p>
+    <w:p>
+      <w:pPr>
+        <w:pStyle w:val="ListBullet"/>
+        <w:spacing w:line="240" w:lineRule="auto"/>
+        <w:ind w:left="720"/>
+      </w:pPr>
+      <w:r>
+        <w:rPr>
+          <w:lang w:val="id_ID" w:bidi="id_ID"/>
+        </w:rPr>
+      </w:r>
+      <w:hyperlink r:id="rId47">
+        <w:r>
+          <w:rPr>
+            <w:lang w:val="id_ID" w:bidi="id_ID"/>
+          </w:rPr>
+          <w:rPr>
+            <w:color w:val="0000EE"/>
+            <w:u w:val="single"/>
+          </w:rPr>
+          <w:t>Yoel 3:4</w:t>
+        </w:r>
+      </w:hyperlink>
+    </w:p>
+    <w:p>
+      <w:pPr>
+        <w:pStyle w:val="ListBullet"/>
+        <w:spacing w:line="240" w:lineRule="auto"/>
+        <w:ind w:left="720"/>
+      </w:pPr>
+      <w:r>
+        <w:rPr>
+          <w:lang w:val="id_ID" w:bidi="id_ID"/>
+        </w:rPr>
+      </w:r>
+      <w:hyperlink r:id="rId48">
+        <w:r>
+          <w:rPr>
+            <w:lang w:val="id_ID" w:bidi="id_ID"/>
+          </w:rPr>
+          <w:rPr>
+            <w:color w:val="0000EE"/>
+            <w:u w:val="single"/>
+          </w:rPr>
+          <w:t>Mazmur 60:8–9</w:t>
+        </w:r>
+      </w:hyperlink>
+    </w:p>
+    <w:p>
+      <w:pPr>
+        <w:pStyle w:val="Heading3"/>
+      </w:pPr>
+      <w:r>
+        <w:rPr>
+          <w:lang w:val="id_ID" w:bidi="id_ID"/>
+        </w:rPr>
+        <w:t>Data Kata:</w:t>
+      </w:r>
+    </w:p>
+    <w:p>
+      <w:pPr>
+        <w:pStyle w:val="ListBullet"/>
+        <w:spacing w:line="240" w:lineRule="auto"/>
+        <w:ind w:left="720"/>
+      </w:pPr>
+      <w:r>
+        <w:rPr>
+          <w:lang w:val="id_ID" w:bidi="id_ID"/>
+        </w:rPr>
+      </w:r>
+      <w:r>
+        <w:rPr>
+          <w:lang w:val="id_ID" w:bidi="id_ID"/>
+        </w:rPr>
+        <w:t>Strong: H0776 H6429 H6430</w:t>
+      </w:r>
+      <w:r>
+        <w:rPr>
+          <w:lang w:val="id_ID" w:bidi="id_ID"/>
+        </w:rPr>
+      </w:r>
+      <w:r>
+        <w:rPr>
+          <w:lang w:val="id_ID" w:bidi="id_ID"/>
+        </w:rPr>
+      </w:r>
+    </w:p>
+    <w:p>
+      <w:pPr/>
+      <w:r>
+        <w:rPr>
+          <w:lang w:val="id_ID" w:bidi="id_ID"/>
+        </w:rPr>
+      </w:r>
+    </w:p>
+    <w:p>
+      <w:pPr>
+        <w:pStyle w:val="Heading2"/>
+      </w:pPr>
+      <w:r>
+        <w:rPr>
+          <w:lang w:val="id_ID" w:bidi="id_ID"/>
+        </w:rPr>
+        <w:t>Filistin</w:t>
+      </w:r>
+      <w:r>
+        <w:rPr>
+          <w:lang w:val="id_ID" w:bidi="id_ID"/>
+        </w:rPr>
+      </w:r>
+    </w:p>
+    <w:p>
+      <w:pPr>
+        <w:pStyle w:val="Heading3"/>
+      </w:pPr>
+      <w:r>
+        <w:rPr>
+          <w:lang w:val="id_ID" w:bidi="id_ID"/>
+        </w:rPr>
+        <w:t>Fakta:</w:t>
+      </w:r>
+    </w:p>
+    <w:p>
+      <w:pPr/>
+      <w:r>
+        <w:rPr>
+          <w:lang w:val="id_ID" w:bidi="id_ID"/>
+        </w:rPr>
+      </w:r>
+      <w:r>
+        <w:rPr>
+          <w:lang w:val="id_ID" w:bidi="id_ID"/>
+        </w:rPr>
+        <w:t>Orang-orang Filistin adalah kelompok suku bangsa yang mendiami wilayah yang dikenal sebagai Filistea di sepanjang pantai Laut Mediterania. Nama Filistin artinya "orang-orang laut."</w:t>
+      </w:r>
+    </w:p>
+    <w:p>
+      <w:pPr>
+        <w:pStyle w:val="ListBullet"/>
+        <w:spacing w:line="240" w:lineRule="auto"/>
+        <w:ind w:left="720"/>
+      </w:pPr>
+      <w:r>
+        <w:rPr>
+          <w:lang w:val="id_ID" w:bidi="id_ID"/>
+        </w:rPr>
+      </w:r>
+      <w:r>
+        <w:rPr>
+          <w:lang w:val="id_ID" w:bidi="id_ID"/>
+        </w:rPr>
+        <w:t>Ada lima kota utama orang Filistin: Asdod, Askelon, Ekron, Gat, dan Gaza.</w:t>
+      </w:r>
+    </w:p>
+    <w:p>
+      <w:pPr>
+        <w:pStyle w:val="ListBullet"/>
+        <w:spacing w:line="240" w:lineRule="auto"/>
+        <w:ind w:left="720"/>
+      </w:pPr>
+      <w:r>
+        <w:rPr>
+          <w:lang w:val="id_ID" w:bidi="id_ID"/>
+        </w:rPr>
+      </w:r>
+      <w:r>
+        <w:rPr>
+          <w:lang w:val="id_ID" w:bidi="id_ID"/>
+        </w:rPr>
+        <w:t>Kota Asdod terletak di bagian utara Filistea, sedangkan kota Gaza terletak di bagian selatan.</w:t>
+      </w:r>
+    </w:p>
+    <w:p>
+      <w:pPr>
+        <w:pStyle w:val="ListBullet"/>
+        <w:spacing w:line="240" w:lineRule="auto"/>
+        <w:ind w:left="720"/>
+      </w:pPr>
+      <w:r>
+        <w:rPr>
+          <w:lang w:val="id_ID" w:bidi="id_ID"/>
+        </w:rPr>
+      </w:r>
+      <w:r>
+        <w:rPr>
+          <w:lang w:val="id_ID" w:bidi="id_ID"/>
+        </w:rPr>
+        <w:t>Orang Filistin mungkin paling dikenal karena bertahun-tahun berperang melawan bangsa Israel.</w:t>
+      </w:r>
+    </w:p>
+    <w:p>
+      <w:pPr>
+        <w:pStyle w:val="ListBullet"/>
+        <w:spacing w:line="240" w:lineRule="auto"/>
+        <w:ind w:left="720"/>
+      </w:pPr>
+      <w:r>
+        <w:rPr>
+          <w:lang w:val="id_ID" w:bidi="id_ID"/>
+        </w:rPr>
+      </w:r>
+      <w:r>
+        <w:rPr>
+          <w:lang w:val="id_ID" w:bidi="id_ID"/>
+        </w:rPr>
+        <w:t>Hakim Simson adalah seorang pejuang terkenal yang melawan orang Filistin dengan menggunakan kekuatan supranatural dari Allah.</w:t>
+      </w:r>
+    </w:p>
+    <w:p>
+      <w:pPr>
+        <w:pStyle w:val="ListBullet"/>
+        <w:spacing w:line="240" w:lineRule="auto"/>
+        <w:ind w:left="720"/>
+      </w:pPr>
+      <w:r>
+        <w:rPr>
+          <w:lang w:val="id_ID" w:bidi="id_ID"/>
+        </w:rPr>
+      </w:r>
+      <w:r>
+        <w:rPr>
+          <w:lang w:val="id_ID" w:bidi="id_ID"/>
+        </w:rPr>
+        <w:t>Raja Daud sering memimpin pertempuran melawan orang Filistin, termasuk ketika dia masih muda saat mengalahkan prajurit Filistin, Goliat.</w:t>
+      </w:r>
+    </w:p>
+    <w:p>
+      <w:pPr/>
+      <w:r>
+        <w:rPr>
+          <w:lang w:val="id_ID" w:bidi="id_ID"/>
+        </w:rPr>
+      </w:r>
+      <w:r>
+        <w:rPr>
+          <w:lang w:val="id_ID" w:bidi="id_ID"/>
+        </w:rPr>
+        <w:t>(Saran Terjemahan: Cara Menerjemahkan Nama)</w:t>
+      </w:r>
+    </w:p>
+    <w:p>
+      <w:pPr/>
+      <w:r>
+        <w:rPr>
+          <w:lang w:val="id_ID" w:bidi="id_ID"/>
+        </w:rPr>
+      </w:r>
+      <w:r>
+        <w:rPr>
+          <w:lang w:val="id_ID" w:bidi="id_ID"/>
+        </w:rPr>
+        <w:t xml:space="preserve">(Lihat juga: </w:t>
+      </w:r>
+      <w:r>
+        <w:rPr>
+          <w:lang w:val="id_ID" w:bidi="id_ID"/>
+        </w:rPr>
+        <w:t>Asdod</w:t>
+      </w:r>
+      <w:r>
+        <w:rPr>
+          <w:lang w:val="id_ID" w:bidi="id_ID"/>
+        </w:rPr>
+        <w:t xml:space="preserve">, </w:t>
+      </w:r>
+      <w:r>
+        <w:rPr>
+          <w:lang w:val="id_ID" w:bidi="id_ID"/>
+        </w:rPr>
+        <w:t>Askelon</w:t>
+      </w:r>
+      <w:r>
+        <w:rPr>
+          <w:lang w:val="id_ID" w:bidi="id_ID"/>
+        </w:rPr>
+        <w:t xml:space="preserve">, </w:t>
+      </w:r>
+      <w:r>
+        <w:rPr>
+          <w:lang w:val="id_ID" w:bidi="id_ID"/>
+        </w:rPr>
+        <w:t>Daud</w:t>
+      </w:r>
+      <w:r>
+        <w:rPr>
+          <w:lang w:val="id_ID" w:bidi="id_ID"/>
+        </w:rPr>
+        <w:t xml:space="preserve">, </w:t>
+      </w:r>
+      <w:r>
+        <w:rPr>
+          <w:lang w:val="id_ID" w:bidi="id_ID"/>
+        </w:rPr>
+        <w:t>Ekron</w:t>
+      </w:r>
+      <w:r>
+        <w:rPr>
+          <w:lang w:val="id_ID" w:bidi="id_ID"/>
+        </w:rPr>
+        <w:t xml:space="preserve">, </w:t>
+      </w:r>
+      <w:r>
+        <w:rPr>
+          <w:lang w:val="id_ID" w:bidi="id_ID"/>
+        </w:rPr>
+        <w:t>Gat</w:t>
+      </w:r>
+      <w:r>
+        <w:rPr>
+          <w:lang w:val="id_ID" w:bidi="id_ID"/>
+        </w:rPr>
+        <w:t xml:space="preserve">, </w:t>
+      </w:r>
+      <w:r>
+        <w:rPr>
+          <w:lang w:val="id_ID" w:bidi="id_ID"/>
+        </w:rPr>
+        <w:t>Gaza</w:t>
+      </w:r>
+      <w:r>
+        <w:rPr>
+          <w:lang w:val="id_ID" w:bidi="id_ID"/>
+        </w:rPr>
+        <w:t xml:space="preserve">, </w:t>
+      </w:r>
+      <w:r>
+        <w:rPr>
+          <w:lang w:val="id_ID" w:bidi="id_ID"/>
+        </w:rPr>
+        <w:t>Goliat</w:t>
+      </w:r>
+      <w:r>
+        <w:rPr>
+          <w:lang w:val="id_ID" w:bidi="id_ID"/>
+        </w:rPr>
+        <w:t xml:space="preserve">, </w:t>
+      </w:r>
+      <w:r>
+        <w:rPr>
+          <w:lang w:val="id_ID" w:bidi="id_ID"/>
+        </w:rPr>
+        <w:t>Laut Mati</w:t>
+      </w:r>
+      <w:r>
+        <w:rPr>
+          <w:lang w:val="id_ID" w:bidi="id_ID"/>
+        </w:rPr>
+        <w:t>)</w:t>
+      </w:r>
+    </w:p>
+    <w:p>
+      <w:pPr>
+        <w:pStyle w:val="Heading3"/>
+      </w:pPr>
+      <w:r>
+        <w:rPr>
+          <w:lang w:val="id_ID" w:bidi="id_ID"/>
+        </w:rPr>
+        <w:t>Referensi Alkitab:</w:t>
+      </w:r>
+    </w:p>
+    <w:p>
+      <w:pPr>
+        <w:pStyle w:val="ListBullet"/>
+        <w:spacing w:line="240" w:lineRule="auto"/>
+        <w:ind w:left="720"/>
+      </w:pPr>
+      <w:r>
+        <w:rPr>
+          <w:lang w:val="id_ID" w:bidi="id_ID"/>
+        </w:rPr>
+      </w:r>
+      <w:hyperlink r:id="rId49">
+        <w:r>
+          <w:rPr>
+            <w:lang w:val="id_ID" w:bidi="id_ID"/>
+          </w:rPr>
+          <w:rPr>
+            <w:color w:val="0000EE"/>
+            <w:u w:val="single"/>
+          </w:rPr>
+          <w:t>1 Tawarikh 18:9–11</w:t>
+        </w:r>
+      </w:hyperlink>
+    </w:p>
+    <w:p>
+      <w:pPr>
+        <w:pStyle w:val="ListBullet"/>
+        <w:spacing w:line="240" w:lineRule="auto"/>
+        <w:ind w:left="720"/>
+      </w:pPr>
+      <w:r>
+        <w:rPr>
+          <w:lang w:val="id_ID" w:bidi="id_ID"/>
+        </w:rPr>
+      </w:r>
+      <w:hyperlink r:id="rId50">
+        <w:r>
+          <w:rPr>
+            <w:lang w:val="id_ID" w:bidi="id_ID"/>
+          </w:rPr>
+          <w:rPr>
+            <w:color w:val="0000EE"/>
+            <w:u w:val="single"/>
+          </w:rPr>
+          <w:t>1 Samuel 13:4</w:t>
+        </w:r>
+      </w:hyperlink>
+    </w:p>
+    <w:p>
+      <w:pPr>
+        <w:pStyle w:val="ListBullet"/>
+        <w:spacing w:line="240" w:lineRule="auto"/>
+        <w:ind w:left="720"/>
+      </w:pPr>
+      <w:r>
+        <w:rPr>
+          <w:lang w:val="id_ID" w:bidi="id_ID"/>
+        </w:rPr>
+      </w:r>
+      <w:hyperlink r:id="rId51">
+        <w:r>
+          <w:rPr>
+            <w:lang w:val="id_ID" w:bidi="id_ID"/>
+          </w:rPr>
+          <w:rPr>
+            <w:color w:val="0000EE"/>
+            <w:u w:val="single"/>
+          </w:rPr>
+          <w:t>2 Tawarikh 9:25–26</w:t>
+        </w:r>
+      </w:hyperlink>
+    </w:p>
+    <w:p>
+      <w:pPr>
+        <w:pStyle w:val="ListBullet"/>
+        <w:spacing w:line="240" w:lineRule="auto"/>
+        <w:ind w:left="720"/>
+      </w:pPr>
+      <w:r>
+        <w:rPr>
+          <w:lang w:val="id_ID" w:bidi="id_ID"/>
+        </w:rPr>
+      </w:r>
+      <w:hyperlink r:id="rId52">
+        <w:r>
+          <w:rPr>
+            <w:lang w:val="id_ID" w:bidi="id_ID"/>
+          </w:rPr>
+          <w:rPr>
+            <w:color w:val="0000EE"/>
+            <w:u w:val="single"/>
+          </w:rPr>
+          <w:t>Kejadian 10:11–14</w:t>
+        </w:r>
+      </w:hyperlink>
+    </w:p>
+    <w:p>
+      <w:pPr>
+        <w:pStyle w:val="ListBullet"/>
+        <w:spacing w:line="240" w:lineRule="auto"/>
+        <w:ind w:left="720"/>
+      </w:pPr>
+      <w:r>
+        <w:rPr>
+          <w:lang w:val="id_ID" w:bidi="id_ID"/>
+        </w:rPr>
+      </w:r>
+      <w:hyperlink r:id="rId53">
+        <w:r>
+          <w:rPr>
+            <w:lang w:val="id_ID" w:bidi="id_ID"/>
+          </w:rPr>
+          <w:rPr>
+            <w:color w:val="0000EE"/>
+            <w:u w:val="single"/>
+          </w:rPr>
+          <w:t>Mazmur 56:1–2</w:t>
+        </w:r>
+      </w:hyperlink>
+    </w:p>
+    <w:p>
+      <w:pPr>
+        <w:pStyle w:val="Heading3"/>
+      </w:pPr>
+      <w:r>
+        <w:rPr>
+          <w:lang w:val="id_ID" w:bidi="id_ID"/>
+        </w:rPr>
+        <w:t>Data Kata:</w:t>
+      </w:r>
+    </w:p>
+    <w:p>
+      <w:pPr>
+        <w:pStyle w:val="ListBullet"/>
+        <w:spacing w:line="240" w:lineRule="auto"/>
+        <w:ind w:left="720"/>
+      </w:pPr>
+      <w:r>
+        <w:rPr>
+          <w:lang w:val="id_ID" w:bidi="id_ID"/>
+        </w:rPr>
+      </w:r>
+      <w:r>
+        <w:rPr>
+          <w:lang w:val="id_ID" w:bidi="id_ID"/>
+        </w:rPr>
+        <w:t>Strong: H6429, H6430</w:t>
+      </w:r>
+      <w:r>
+        <w:rPr>
+          <w:lang w:val="id_ID" w:bidi="id_ID"/>
+        </w:rPr>
+      </w:r>
+      <w:r>
+        <w:rPr>
+          <w:lang w:val="id_ID" w:bidi="id_ID"/>
+        </w:rPr>
+      </w:r>
+    </w:p>
+    <w:p>
+      <w:pPr/>
+      <w:r>
+        <w:rPr>
+          <w:lang w:val="id_ID" w:bidi="id_ID"/>
+        </w:rPr>
+      </w:r>
+    </w:p>
+    <w:p>
+      <w:pPr>
+        <w:pStyle w:val="Heading2"/>
+      </w:pPr>
+      <w:r>
+        <w:rPr>
+          <w:lang w:val="id_ID" w:bidi="id_ID"/>
+        </w:rPr>
+        <w:t>Firaun</w:t>
+      </w:r>
+      <w:r>
+        <w:rPr>
+          <w:lang w:val="id_ID" w:bidi="id_ID"/>
+        </w:rPr>
+      </w:r>
+    </w:p>
+    <w:p>
+      <w:pPr>
+        <w:pStyle w:val="Heading3"/>
+      </w:pPr>
+      <w:r>
+        <w:rPr>
+          <w:lang w:val="id_ID" w:bidi="id_ID"/>
+        </w:rPr>
+        <w:t>Fakta:</w:t>
+      </w:r>
+    </w:p>
+    <w:p>
+      <w:pPr/>
+      <w:r>
+        <w:rPr>
+          <w:lang w:val="id_ID" w:bidi="id_ID"/>
+        </w:rPr>
+      </w:r>
+      <w:r>
+        <w:rPr>
+          <w:lang w:val="id_ID" w:bidi="id_ID"/>
+        </w:rPr>
+        <w:t>Di masa lampau, para raja yang memerintah negeri Mesir disebut firaun.</w:t>
+      </w:r>
+    </w:p>
+    <w:p>
+      <w:pPr>
+        <w:pStyle w:val="ListBullet"/>
+        <w:spacing w:line="240" w:lineRule="auto"/>
+        <w:ind w:left="720"/>
+      </w:pPr>
+      <w:r>
+        <w:rPr>
+          <w:lang w:val="id_ID" w:bidi="id_ID"/>
+        </w:rPr>
+      </w:r>
+      <w:r>
+        <w:rPr>
+          <w:lang w:val="id_ID" w:bidi="id_ID"/>
+        </w:rPr>
+        <w:t>Secara keseluruhan, lebih dari 300 firaun memerintah Mesir selama lebih dari 2.000 tahun.</w:t>
+      </w:r>
+    </w:p>
+    <w:p>
+      <w:pPr>
+        <w:pStyle w:val="ListBullet"/>
+        <w:spacing w:line="240" w:lineRule="auto"/>
+        <w:ind w:left="720"/>
+      </w:pPr>
+      <w:r>
+        <w:rPr>
+          <w:lang w:val="id_ID" w:bidi="id_ID"/>
+        </w:rPr>
+      </w:r>
+      <w:r>
+        <w:rPr>
+          <w:lang w:val="id_ID" w:bidi="id_ID"/>
+        </w:rPr>
+        <w:t>Para raja Mesir ini sangat berkuasa dan kaya.</w:t>
+      </w:r>
+    </w:p>
+    <w:p>
+      <w:pPr>
+        <w:pStyle w:val="ListBullet"/>
+        <w:spacing w:line="240" w:lineRule="auto"/>
+        <w:ind w:left="720"/>
+      </w:pPr>
+      <w:r>
+        <w:rPr>
+          <w:lang w:val="id_ID" w:bidi="id_ID"/>
+        </w:rPr>
+      </w:r>
+      <w:r>
+        <w:rPr>
+          <w:lang w:val="id_ID" w:bidi="id_ID"/>
+        </w:rPr>
+        <w:t>Beberapa firaun ini disebutkan dalam Alkitab.</w:t>
+      </w:r>
+    </w:p>
+    <w:p>
+      <w:pPr>
+        <w:pStyle w:val="ListBullet"/>
+        <w:spacing w:line="240" w:lineRule="auto"/>
+        <w:ind w:left="720"/>
+      </w:pPr>
+      <w:r>
+        <w:rPr>
+          <w:lang w:val="id_ID" w:bidi="id_ID"/>
+        </w:rPr>
+      </w:r>
+      <w:r>
+        <w:rPr>
+          <w:lang w:val="id_ID" w:bidi="id_ID"/>
+        </w:rPr>
+        <w:t>Seringkali gelar ini digunakan sebagai nama daripada sebagai gelar. Dalam kasus ini, ditulis dengan huruf kapital dan disebut sebagai "Firaun."</w:t>
+      </w:r>
+    </w:p>
+    <w:p>
+      <w:pPr/>
+      <w:r>
+        <w:rPr>
+          <w:lang w:val="id_ID" w:bidi="id_ID"/>
+        </w:rPr>
+      </w:r>
+      <w:r>
+        <w:rPr>
+          <w:lang w:val="id_ID" w:bidi="id_ID"/>
+        </w:rPr>
+        <w:t>(Saran Terjemahan: Cara Menerjemahkan Nama)</w:t>
+      </w:r>
+    </w:p>
+    <w:p>
+      <w:pPr/>
+      <w:r>
+        <w:rPr>
+          <w:lang w:val="id_ID" w:bidi="id_ID"/>
+        </w:rPr>
+      </w:r>
+      <w:r>
+        <w:rPr>
+          <w:lang w:val="id_ID" w:bidi="id_ID"/>
+        </w:rPr>
+        <w:t xml:space="preserve">(Lihat juga: </w:t>
+      </w:r>
+      <w:r>
+        <w:rPr>
+          <w:lang w:val="id_ID" w:bidi="id_ID"/>
+        </w:rPr>
+        <w:t>Mesir</w:t>
+      </w:r>
+      <w:r>
+        <w:rPr>
+          <w:lang w:val="id_ID" w:bidi="id_ID"/>
+        </w:rPr>
+        <w:t xml:space="preserve">, </w:t>
+      </w:r>
+      <w:r>
+        <w:rPr>
+          <w:lang w:val="id_ID" w:bidi="id_ID"/>
+        </w:rPr>
+        <w:t>raja</w:t>
+      </w:r>
+      <w:r>
+        <w:rPr>
+          <w:lang w:val="id_ID" w:bidi="id_ID"/>
+        </w:rPr>
+        <w:t>)</w:t>
+      </w:r>
+    </w:p>
+    <w:p>
+      <w:pPr>
+        <w:pStyle w:val="Heading3"/>
+      </w:pPr>
+      <w:r>
+        <w:rPr>
+          <w:lang w:val="id_ID" w:bidi="id_ID"/>
+        </w:rPr>
+        <w:t>Referensi Alkitab:</w:t>
+      </w:r>
+    </w:p>
+    <w:p>
+      <w:pPr>
+        <w:pStyle w:val="ListBullet"/>
+        <w:spacing w:line="240" w:lineRule="auto"/>
+        <w:ind w:left="720"/>
+      </w:pPr>
+      <w:r>
+        <w:rPr>
+          <w:lang w:val="id_ID" w:bidi="id_ID"/>
+        </w:rPr>
+      </w:r>
+      <w:hyperlink r:id="rId54">
+        <w:r>
+          <w:rPr>
+            <w:lang w:val="id_ID" w:bidi="id_ID"/>
+          </w:rPr>
+          <w:rPr>
+            <w:color w:val="0000EE"/>
+            <w:u w:val="single"/>
+          </w:rPr>
+          <w:t>Kisah Para Rasul 7:9–10</w:t>
+        </w:r>
+      </w:hyperlink>
+    </w:p>
+    <w:p>
+      <w:pPr>
+        <w:pStyle w:val="ListBullet"/>
+        <w:spacing w:line="240" w:lineRule="auto"/>
+        <w:ind w:left="720"/>
+      </w:pPr>
+      <w:r>
+        <w:rPr>
+          <w:lang w:val="id_ID" w:bidi="id_ID"/>
+        </w:rPr>
+      </w:r>
+      <w:hyperlink r:id="rId55">
+        <w:r>
+          <w:rPr>
+            <w:lang w:val="id_ID" w:bidi="id_ID"/>
+          </w:rPr>
+          <w:rPr>
+            <w:color w:val="0000EE"/>
+            <w:u w:val="single"/>
+          </w:rPr>
+          <w:t>Kisah Para Rasul 7:13</w:t>
+        </w:r>
+      </w:hyperlink>
+    </w:p>
+    <w:p>
+      <w:pPr>
+        <w:pStyle w:val="ListBullet"/>
+        <w:spacing w:line="240" w:lineRule="auto"/>
+        <w:ind w:left="720"/>
+      </w:pPr>
+      <w:r>
+        <w:rPr>
+          <w:lang w:val="id_ID" w:bidi="id_ID"/>
+        </w:rPr>
+      </w:r>
+      <w:hyperlink r:id="rId56">
+        <w:r>
+          <w:rPr>
+            <w:lang w:val="id_ID" w:bidi="id_ID"/>
+          </w:rPr>
+          <w:rPr>
+            <w:color w:val="0000EE"/>
+            <w:u w:val="single"/>
+          </w:rPr>
+          <w:t>Kisah Para Rasul 7:21</w:t>
+        </w:r>
+      </w:hyperlink>
+    </w:p>
+    <w:p>
+      <w:pPr>
+        <w:pStyle w:val="ListBullet"/>
+        <w:spacing w:line="240" w:lineRule="auto"/>
+        <w:ind w:left="720"/>
+      </w:pPr>
+      <w:r>
+        <w:rPr>
+          <w:lang w:val="id_ID" w:bidi="id_ID"/>
+        </w:rPr>
+      </w:r>
+      <w:hyperlink r:id="rId57">
+        <w:r>
+          <w:rPr>
+            <w:lang w:val="id_ID" w:bidi="id_ID"/>
+          </w:rPr>
+          <w:rPr>
+            <w:color w:val="0000EE"/>
+            <w:u w:val="single"/>
+          </w:rPr>
+          <w:t>Kejadian 12:15</w:t>
+        </w:r>
+      </w:hyperlink>
+    </w:p>
+    <w:p>
+      <w:pPr>
+        <w:pStyle w:val="ListBullet"/>
+        <w:spacing w:line="240" w:lineRule="auto"/>
+        <w:ind w:left="720"/>
+      </w:pPr>
+      <w:r>
+        <w:rPr>
+          <w:lang w:val="id_ID" w:bidi="id_ID"/>
+        </w:rPr>
+      </w:r>
+      <w:hyperlink r:id="rId58">
+        <w:r>
+          <w:rPr>
+            <w:lang w:val="id_ID" w:bidi="id_ID"/>
+          </w:rPr>
+          <w:rPr>
+            <w:color w:val="0000EE"/>
+            <w:u w:val="single"/>
+          </w:rPr>
+          <w:t>Kejadian 40:7</w:t>
+        </w:r>
+      </w:hyperlink>
+    </w:p>
+    <w:p>
+      <w:pPr>
+        <w:pStyle w:val="ListBullet"/>
+        <w:spacing w:line="240" w:lineRule="auto"/>
+        <w:ind w:left="720"/>
+      </w:pPr>
+      <w:r>
+        <w:rPr>
+          <w:lang w:val="id_ID" w:bidi="id_ID"/>
+        </w:rPr>
+      </w:r>
+      <w:hyperlink r:id="rId59">
+        <w:r>
+          <w:rPr>
+            <w:lang w:val="id_ID" w:bidi="id_ID"/>
+          </w:rPr>
+          <w:rPr>
+            <w:color w:val="0000EE"/>
+            <w:u w:val="single"/>
+          </w:rPr>
+          <w:t>Kejadian 41:25</w:t>
+        </w:r>
+      </w:hyperlink>
+    </w:p>
+    <w:p>
+      <w:pPr>
+        <w:pStyle w:val="Heading3"/>
+      </w:pPr>
+      <w:r>
+        <w:rPr>
+          <w:lang w:val="id_ID" w:bidi="id_ID"/>
+        </w:rPr>
+        <w:t>Contoh dari cerita Alkitab:</w:t>
+      </w:r>
+    </w:p>
+    <w:p>
+      <w:pPr>
+        <w:pStyle w:val="ListBullet"/>
+        <w:spacing w:line="240" w:lineRule="auto"/>
+        <w:ind w:left="720"/>
+      </w:pPr>
+      <w:r>
+        <w:rPr>
+          <w:lang w:val="id_ID" w:bidi="id_ID"/>
+        </w:rPr>
+      </w:r>
+      <w:r>
+        <w:rPr>
+          <w:b/>
+          <w:lang w:val="id_ID" w:bidi="id_ID"/>
+        </w:rPr>
+        <w:t>8:6</w:t>
+      </w:r>
+      <w:r>
+        <w:rPr>
+          <w:lang w:val="id_ID" w:bidi="id_ID"/>
+        </w:rPr>
+        <w:t xml:space="preserve"> Pada suatu malam, </w:t>
+      </w:r>
+      <w:r>
+        <w:rPr>
+          <w:b/>
+          <w:lang w:val="id_ID" w:bidi="id_ID"/>
+        </w:rPr>
+        <w:t>Firaun</w:t>
+      </w:r>
+      <w:r>
+        <w:rPr>
+          <w:lang w:val="id_ID" w:bidi="id_ID"/>
+        </w:rPr>
+        <w:t>, yang merupakan sebutan bagi raja-raja Mesir, mengalami dua mimpi yang sangat mengganggunya.</w:t>
+      </w:r>
+    </w:p>
+    <w:p>
+      <w:pPr>
+        <w:pStyle w:val="ListBullet"/>
+        <w:spacing w:line="240" w:lineRule="auto"/>
+        <w:ind w:left="720"/>
+      </w:pPr>
+      <w:r>
+        <w:rPr>
+          <w:lang w:val="id_ID" w:bidi="id_ID"/>
+        </w:rPr>
+      </w:r>
+      <w:r>
+        <w:rPr>
+          <w:b/>
+          <w:lang w:val="id_ID" w:bidi="id_ID"/>
+        </w:rPr>
+        <w:t>8:8</w:t>
+      </w:r>
+      <w:r>
+        <w:rPr>
+          <w:lang w:val="id_ID" w:bidi="id_ID"/>
+        </w:rPr>
+        <w:t xml:space="preserve"> </w:t>
+      </w:r>
+      <w:r>
+        <w:rPr>
+          <w:b/>
+          <w:lang w:val="id_ID" w:bidi="id_ID"/>
+        </w:rPr>
+        <w:t>Firaun</w:t>
+      </w:r>
+      <w:r>
+        <w:rPr>
+          <w:lang w:val="id_ID" w:bidi="id_ID"/>
+        </w:rPr>
+        <w:t xml:space="preserve"> sangat terkesan dengan Yusuf sehingga dia mengangkatnya menjadi orang kedua paling berkuasa di seluruh Mesir!</w:t>
+      </w:r>
+    </w:p>
+    <w:p>
+      <w:pPr>
+        <w:pStyle w:val="ListBullet"/>
+        <w:spacing w:line="240" w:lineRule="auto"/>
+        <w:ind w:left="720"/>
+      </w:pPr>
+      <w:r>
+        <w:rPr>
+          <w:lang w:val="id_ID" w:bidi="id_ID"/>
+        </w:rPr>
+      </w:r>
+      <w:r>
+        <w:rPr>
+          <w:b/>
+          <w:lang w:val="id_ID" w:bidi="id_ID"/>
+        </w:rPr>
+        <w:t>9:2</w:t>
+      </w:r>
+      <w:r>
+        <w:rPr>
+          <w:lang w:val="id_ID" w:bidi="id_ID"/>
+        </w:rPr>
+        <w:t xml:space="preserve"> Maka, </w:t>
+      </w:r>
+      <w:r>
+        <w:rPr>
+          <w:b/>
+          <w:lang w:val="id_ID" w:bidi="id_ID"/>
+        </w:rPr>
+        <w:t>Firaun</w:t>
+      </w:r>
+      <w:r>
+        <w:rPr>
+          <w:lang w:val="id_ID" w:bidi="id_ID"/>
+        </w:rPr>
+        <w:t xml:space="preserve"> yang memerintah Mesir pada saat itu menjadikan bangsa Israel sebagai budak bagi orang Mesir.</w:t>
+      </w:r>
+    </w:p>
+    <w:p>
+      <w:pPr>
+        <w:pStyle w:val="ListBullet"/>
+        <w:spacing w:line="240" w:lineRule="auto"/>
+        <w:ind w:left="720"/>
+      </w:pPr>
+      <w:r>
+        <w:rPr>
+          <w:lang w:val="id_ID" w:bidi="id_ID"/>
+        </w:rPr>
+      </w:r>
+      <w:r>
+        <w:rPr>
+          <w:b/>
+          <w:lang w:val="id_ID" w:bidi="id_ID"/>
+        </w:rPr>
+        <w:t>9:13</w:t>
+      </w:r>
+      <w:r>
+        <w:rPr>
+          <w:lang w:val="id_ID" w:bidi="id_ID"/>
+        </w:rPr>
+        <w:t xml:space="preserve"> "Aku akan mengutusmu kepada </w:t>
+      </w:r>
+      <w:r>
+        <w:rPr>
+          <w:b/>
+          <w:lang w:val="id_ID" w:bidi="id_ID"/>
+        </w:rPr>
+        <w:t>Firaun</w:t>
+      </w:r>
+      <w:r>
+        <w:rPr>
+          <w:lang w:val="id_ID" w:bidi="id_ID"/>
+        </w:rPr>
+        <w:t xml:space="preserve"> agar kamu dapat membawa bangsa Israel keluar dari perbudakan mereka di Mesir."</w:t>
+      </w:r>
+    </w:p>
+    <w:p>
+      <w:pPr>
+        <w:pStyle w:val="ListBullet"/>
+        <w:spacing w:line="240" w:lineRule="auto"/>
+        <w:ind w:left="720"/>
+      </w:pPr>
+      <w:r>
+        <w:rPr>
+          <w:lang w:val="id_ID" w:bidi="id_ID"/>
+        </w:rPr>
+      </w:r>
+      <w:r>
+        <w:rPr>
+          <w:b/>
+          <w:lang w:val="id_ID" w:bidi="id_ID"/>
+        </w:rPr>
+        <w:t>10:2</w:t>
+      </w:r>
+      <w:r>
+        <w:rPr>
+          <w:lang w:val="id_ID" w:bidi="id_ID"/>
+        </w:rPr>
+        <w:t xml:space="preserve"> Melalui tulah-tulah ini, Allah menunjukkan kepada Firaun bahwa Dia lebih berkuasa daripada Firaun dan semua dewa Mesir.</w:t>
+      </w:r>
+    </w:p>
+    <w:p>
+      <w:pPr>
+        <w:pStyle w:val="Heading3"/>
+      </w:pPr>
+      <w:r>
+        <w:rPr>
+          <w:lang w:val="id_ID" w:bidi="id_ID"/>
+        </w:rPr>
+        <w:t>Data Kata:</w:t>
+      </w:r>
+    </w:p>
+    <w:p>
+      <w:pPr>
+        <w:pStyle w:val="ListBullet"/>
+        <w:spacing w:line="240" w:lineRule="auto"/>
+        <w:ind w:left="720"/>
+      </w:pPr>
+      <w:r>
+        <w:rPr>
+          <w:lang w:val="id_ID" w:bidi="id_ID"/>
+        </w:rPr>
+      </w:r>
+      <w:r>
+        <w:rPr>
+          <w:lang w:val="id_ID" w:bidi="id_ID"/>
+        </w:rPr>
+        <w:t>Strong: H4428, H4714, H6547, G53280</w:t>
+      </w:r>
+      <w:r>
+        <w:rPr>
+          <w:lang w:val="id_ID" w:bidi="id_ID"/>
+        </w:rPr>
+      </w:r>
+      <w:r>
+        <w:rPr>
+          <w:lang w:val="id_ID" w:bidi="id_ID"/>
+        </w:rPr>
+      </w:r>
+    </w:p>
+    <w:p>
+      <w:pPr/>
+      <w:r>
+        <w:rPr>
+          <w:lang w:val="id_ID" w:bidi="id_ID"/>
+        </w:rPr>
+      </w:r>
+    </w:p>
+    <w:p>
+      <w:pPr>
+        <w:pStyle w:val="Heading2"/>
+      </w:pPr>
+      <w:r>
+        <w:rPr>
+          <w:lang w:val="id_ID" w:bidi="id_ID"/>
+        </w:rPr>
         <w:t>Firman Allah</w:t>
       </w:r>
       <w:r>
@@ -1473,7 +4196,7 @@
           <w:lang w:val="id_ID" w:bidi="id_ID"/>
         </w:rPr>
       </w:r>
-      <w:hyperlink r:id="rId22">
+      <w:hyperlink r:id="rId60">
         <w:r>
           <w:rPr>
             <w:lang w:val="id_ID" w:bidi="id_ID"/>
@@ -1497,7 +4220,7 @@
           <w:lang w:val="id_ID" w:bidi="id_ID"/>
         </w:rPr>
       </w:r>
-      <w:hyperlink r:id="rId23">
+      <w:hyperlink r:id="rId61">
         <w:r>
           <w:rPr>
             <w:lang w:val="id_ID" w:bidi="id_ID"/>
@@ -1521,7 +4244,7 @@
           <w:lang w:val="id_ID" w:bidi="id_ID"/>
         </w:rPr>
       </w:r>
-      <w:hyperlink r:id="rId24">
+      <w:hyperlink r:id="rId62">
         <w:r>
           <w:rPr>
             <w:lang w:val="id_ID" w:bidi="id_ID"/>
@@ -1545,7 +4268,7 @@
           <w:lang w:val="id_ID" w:bidi="id_ID"/>
         </w:rPr>
       </w:r>
-      <w:hyperlink r:id="rId25">
+      <w:hyperlink r:id="rId63">
         <w:r>
           <w:rPr>
             <w:lang w:val="id_ID" w:bidi="id_ID"/>
@@ -1569,7 +4292,7 @@
           <w:lang w:val="id_ID" w:bidi="id_ID"/>
         </w:rPr>
       </w:r>
-      <w:hyperlink r:id="rId26">
+      <w:hyperlink r:id="rId64">
         <w:r>
           <w:rPr>
             <w:lang w:val="id_ID" w:bidi="id_ID"/>
@@ -1593,7 +4316,7 @@
           <w:lang w:val="id_ID" w:bidi="id_ID"/>
         </w:rPr>
       </w:r>
-      <w:hyperlink r:id="rId19">
+      <w:hyperlink r:id="rId32">
         <w:r>
           <w:rPr>
             <w:lang w:val="id_ID" w:bidi="id_ID"/>
@@ -1617,7 +4340,7 @@
           <w:lang w:val="id_ID" w:bidi="id_ID"/>
         </w:rPr>
       </w:r>
-      <w:hyperlink r:id="rId19">
+      <w:hyperlink r:id="rId32">
         <w:r>
           <w:rPr>
             <w:lang w:val="id_ID" w:bidi="id_ID"/>
@@ -1641,7 +4364,7 @@
           <w:lang w:val="id_ID" w:bidi="id_ID"/>
         </w:rPr>
       </w:r>
-      <w:hyperlink r:id="rId27">
+      <w:hyperlink r:id="rId65">
         <w:r>
           <w:rPr>
             <w:lang w:val="id_ID" w:bidi="id_ID"/>
@@ -1665,7 +4388,7 @@
           <w:lang w:val="id_ID" w:bidi="id_ID"/>
         </w:rPr>
       </w:r>
-      <w:hyperlink r:id="rId28">
+      <w:hyperlink r:id="rId66">
         <w:r>
           <w:rPr>
             <w:lang w:val="id_ID" w:bidi="id_ID"/>
@@ -1689,7 +4412,7 @@
           <w:lang w:val="id_ID" w:bidi="id_ID"/>
         </w:rPr>
       </w:r>
-      <w:hyperlink r:id="rId29">
+      <w:hyperlink r:id="rId67">
         <w:r>
           <w:rPr>
             <w:lang w:val="id_ID" w:bidi="id_ID"/>
@@ -1713,7 +4436,7 @@
           <w:lang w:val="id_ID" w:bidi="id_ID"/>
         </w:rPr>
       </w:r>
-      <w:hyperlink r:id="rId30">
+      <w:hyperlink r:id="rId68">
         <w:r>
           <w:rPr>
             <w:lang w:val="id_ID" w:bidi="id_ID"/>
@@ -1737,7 +4460,7 @@
           <w:lang w:val="id_ID" w:bidi="id_ID"/>
         </w:rPr>
       </w:r>
-      <w:hyperlink r:id="rId31">
+      <w:hyperlink r:id="rId69">
         <w:r>
           <w:rPr>
             <w:lang w:val="id_ID" w:bidi="id_ID"/>
@@ -1761,7 +4484,7 @@
           <w:lang w:val="id_ID" w:bidi="id_ID"/>
         </w:rPr>
       </w:r>
-      <w:hyperlink r:id="rId32">
+      <w:hyperlink r:id="rId70">
         <w:r>
           <w:rPr>
             <w:lang w:val="id_ID" w:bidi="id_ID"/>
@@ -2254,7 +4977,7 @@
           <w:lang w:val="id_ID" w:bidi="id_ID"/>
         </w:rPr>
       </w:r>
-      <w:hyperlink r:id="rId33">
+      <w:hyperlink r:id="rId71">
         <w:r>
           <w:rPr>
             <w:lang w:val="id_ID" w:bidi="id_ID"/>
@@ -2278,7 +5001,7 @@
           <w:lang w:val="id_ID" w:bidi="id_ID"/>
         </w:rPr>
       </w:r>
-      <w:hyperlink r:id="rId34">
+      <w:hyperlink r:id="rId72">
         <w:r>
           <w:rPr>
             <w:lang w:val="id_ID" w:bidi="id_ID"/>
@@ -2302,7 +5025,7 @@
           <w:lang w:val="id_ID" w:bidi="id_ID"/>
         </w:rPr>
       </w:r>
-      <w:hyperlink r:id="rId28">
+      <w:hyperlink r:id="rId66">
         <w:r>
           <w:rPr>
             <w:lang w:val="id_ID" w:bidi="id_ID"/>
@@ -2326,7 +5049,7 @@
           <w:lang w:val="id_ID" w:bidi="id_ID"/>
         </w:rPr>
       </w:r>
-      <w:hyperlink r:id="rId35">
+      <w:hyperlink r:id="rId73">
         <w:r>
           <w:rPr>
             <w:lang w:val="id_ID" w:bidi="id_ID"/>

--- a/ind/docx/007.content.docx
+++ b/ind/docx/007.content.docx
@@ -397,210 +397,156 @@
           <w:lang w:val="id_ID" w:bidi="id_ID"/>
         </w:rPr>
       </w:r>
-      <w:hyperlink r:id="rId13">
-        <w:r>
-          <w:rPr>
-            <w:lang w:val="id_ID" w:bidi="id_ID"/>
-          </w:rPr>
-          <w:rPr>
-            <w:color w:val="0000EE"/>
-            <w:u w:val="single"/>
-          </w:rPr>
-          <w:t>Kisah Para Rasul 26:4</w:t>
-        </w:r>
-      </w:hyperlink>
-    </w:p>
-    <w:p>
-      <w:pPr>
-        <w:pStyle w:val="ListBullet"/>
-        <w:spacing w:line="240" w:lineRule="auto"/>
-        <w:ind w:left="720"/>
-      </w:pPr>
-      <w:r>
-        <w:rPr>
-          <w:lang w:val="id_ID" w:bidi="id_ID"/>
-        </w:rPr>
-      </w:r>
-      <w:hyperlink r:id="rId14">
-        <w:r>
-          <w:rPr>
-            <w:lang w:val="id_ID" w:bidi="id_ID"/>
-          </w:rPr>
-          <w:rPr>
-            <w:color w:val="0000EE"/>
-            <w:u w:val="single"/>
-          </w:rPr>
-          <w:t>Yohanes 3:1–2</w:t>
-        </w:r>
-      </w:hyperlink>
-    </w:p>
-    <w:p>
-      <w:pPr>
-        <w:pStyle w:val="ListBullet"/>
-        <w:spacing w:line="240" w:lineRule="auto"/>
-        <w:ind w:left="720"/>
-      </w:pPr>
-      <w:r>
-        <w:rPr>
-          <w:lang w:val="id_ID" w:bidi="id_ID"/>
-        </w:rPr>
-      </w:r>
-      <w:hyperlink r:id="rId15">
-        <w:r>
-          <w:rPr>
-            <w:lang w:val="id_ID" w:bidi="id_ID"/>
-          </w:rPr>
-          <w:rPr>
-            <w:color w:val="0000EE"/>
-            <w:u w:val="single"/>
-          </w:rPr>
-          <w:t>Lukas 11:44</w:t>
-        </w:r>
-      </w:hyperlink>
-    </w:p>
-    <w:p>
-      <w:pPr>
-        <w:pStyle w:val="ListBullet"/>
-        <w:spacing w:line="240" w:lineRule="auto"/>
-        <w:ind w:left="720"/>
-      </w:pPr>
-      <w:r>
-        <w:rPr>
-          <w:lang w:val="id_ID" w:bidi="id_ID"/>
-        </w:rPr>
-      </w:r>
-      <w:hyperlink r:id="rId16">
-        <w:r>
-          <w:rPr>
-            <w:lang w:val="id_ID" w:bidi="id_ID"/>
-          </w:rPr>
-          <w:rPr>
-            <w:color w:val="0000EE"/>
-            <w:u w:val="single"/>
-          </w:rPr>
-          <w:t>Matius 3:7</w:t>
-        </w:r>
-      </w:hyperlink>
-    </w:p>
-    <w:p>
-      <w:pPr>
-        <w:pStyle w:val="ListBullet"/>
-        <w:spacing w:line="240" w:lineRule="auto"/>
-        <w:ind w:left="720"/>
-      </w:pPr>
-      <w:r>
-        <w:rPr>
-          <w:lang w:val="id_ID" w:bidi="id_ID"/>
-        </w:rPr>
-      </w:r>
-      <w:hyperlink r:id="rId17">
-        <w:r>
-          <w:rPr>
-            <w:lang w:val="id_ID" w:bidi="id_ID"/>
-          </w:rPr>
-          <w:rPr>
-            <w:color w:val="0000EE"/>
-            <w:u w:val="single"/>
-          </w:rPr>
-          <w:t>Matius 5:20</w:t>
-        </w:r>
-      </w:hyperlink>
-    </w:p>
-    <w:p>
-      <w:pPr>
-        <w:pStyle w:val="ListBullet"/>
-        <w:spacing w:line="240" w:lineRule="auto"/>
-        <w:ind w:left="720"/>
-      </w:pPr>
-      <w:r>
-        <w:rPr>
-          <w:lang w:val="id_ID" w:bidi="id_ID"/>
-        </w:rPr>
-      </w:r>
-      <w:hyperlink r:id="rId18">
-        <w:r>
-          <w:rPr>
-            <w:lang w:val="id_ID" w:bidi="id_ID"/>
-          </w:rPr>
-          <w:rPr>
-            <w:color w:val="0000EE"/>
-            <w:u w:val="single"/>
-          </w:rPr>
-          <w:t>Matius 9:11</w:t>
-        </w:r>
-      </w:hyperlink>
-    </w:p>
-    <w:p>
-      <w:pPr>
-        <w:pStyle w:val="ListBullet"/>
-        <w:spacing w:line="240" w:lineRule="auto"/>
-        <w:ind w:left="720"/>
-      </w:pPr>
-      <w:r>
-        <w:rPr>
-          <w:lang w:val="id_ID" w:bidi="id_ID"/>
-        </w:rPr>
-      </w:r>
-      <w:hyperlink r:id="rId19">
-        <w:r>
-          <w:rPr>
-            <w:lang w:val="id_ID" w:bidi="id_ID"/>
-          </w:rPr>
-          <w:rPr>
-            <w:color w:val="0000EE"/>
-            <w:u w:val="single"/>
-          </w:rPr>
-          <w:t>Matius 12:2</w:t>
-        </w:r>
-      </w:hyperlink>
-    </w:p>
-    <w:p>
-      <w:pPr>
-        <w:pStyle w:val="ListBullet"/>
-        <w:spacing w:line="240" w:lineRule="auto"/>
-        <w:ind w:left="720"/>
-      </w:pPr>
-      <w:r>
-        <w:rPr>
-          <w:lang w:val="id_ID" w:bidi="id_ID"/>
-        </w:rPr>
-      </w:r>
-      <w:hyperlink r:id="rId20">
-        <w:r>
-          <w:rPr>
-            <w:lang w:val="id_ID" w:bidi="id_ID"/>
-          </w:rPr>
-          <w:rPr>
-            <w:color w:val="0000EE"/>
-            <w:u w:val="single"/>
-          </w:rPr>
-          <w:t>Matius 12:38</w:t>
-        </w:r>
-      </w:hyperlink>
-    </w:p>
-    <w:p>
-      <w:pPr>
-        <w:pStyle w:val="ListBullet"/>
-        <w:spacing w:line="240" w:lineRule="auto"/>
-        <w:ind w:left="720"/>
-      </w:pPr>
-      <w:r>
-        <w:rPr>
-          <w:lang w:val="id_ID" w:bidi="id_ID"/>
-        </w:rPr>
-      </w:r>
-      <w:hyperlink r:id="rId21">
-        <w:r>
-          <w:rPr>
-            <w:lang w:val="id_ID" w:bidi="id_ID"/>
-          </w:rPr>
-          <w:rPr>
-            <w:color w:val="0000EE"/>
-            <w:u w:val="single"/>
-          </w:rPr>
-          <w:t>Filipi 3:5</w:t>
-        </w:r>
-      </w:hyperlink>
+      <w:r>
+        <w:rPr>
+          <w:lang w:val="id_ID" w:bidi="id_ID"/>
+        </w:rPr>
+        <w:t>Kisah Para Rasul 26:4</w:t>
+      </w:r>
+    </w:p>
+    <w:p>
+      <w:pPr>
+        <w:pStyle w:val="ListBullet"/>
+        <w:spacing w:line="240" w:lineRule="auto"/>
+        <w:ind w:left="720"/>
+      </w:pPr>
+      <w:r>
+        <w:rPr>
+          <w:lang w:val="id_ID" w:bidi="id_ID"/>
+        </w:rPr>
+      </w:r>
+      <w:r>
+        <w:rPr>
+          <w:lang w:val="id_ID" w:bidi="id_ID"/>
+        </w:rPr>
+        <w:t>Yohanes 3:1–2</w:t>
+      </w:r>
+    </w:p>
+    <w:p>
+      <w:pPr>
+        <w:pStyle w:val="ListBullet"/>
+        <w:spacing w:line="240" w:lineRule="auto"/>
+        <w:ind w:left="720"/>
+      </w:pPr>
+      <w:r>
+        <w:rPr>
+          <w:lang w:val="id_ID" w:bidi="id_ID"/>
+        </w:rPr>
+      </w:r>
+      <w:r>
+        <w:rPr>
+          <w:lang w:val="id_ID" w:bidi="id_ID"/>
+        </w:rPr>
+        <w:t>Lukas 11:44</w:t>
+      </w:r>
+    </w:p>
+    <w:p>
+      <w:pPr>
+        <w:pStyle w:val="ListBullet"/>
+        <w:spacing w:line="240" w:lineRule="auto"/>
+        <w:ind w:left="720"/>
+      </w:pPr>
+      <w:r>
+        <w:rPr>
+          <w:lang w:val="id_ID" w:bidi="id_ID"/>
+        </w:rPr>
+      </w:r>
+      <w:r>
+        <w:rPr>
+          <w:lang w:val="id_ID" w:bidi="id_ID"/>
+        </w:rPr>
+        <w:t>Matius 3:7</w:t>
+      </w:r>
+    </w:p>
+    <w:p>
+      <w:pPr>
+        <w:pStyle w:val="ListBullet"/>
+        <w:spacing w:line="240" w:lineRule="auto"/>
+        <w:ind w:left="720"/>
+      </w:pPr>
+      <w:r>
+        <w:rPr>
+          <w:lang w:val="id_ID" w:bidi="id_ID"/>
+        </w:rPr>
+      </w:r>
+      <w:r>
+        <w:rPr>
+          <w:lang w:val="id_ID" w:bidi="id_ID"/>
+        </w:rPr>
+        <w:t>Matius 5:20</w:t>
+      </w:r>
+    </w:p>
+    <w:p>
+      <w:pPr>
+        <w:pStyle w:val="ListBullet"/>
+        <w:spacing w:line="240" w:lineRule="auto"/>
+        <w:ind w:left="720"/>
+      </w:pPr>
+      <w:r>
+        <w:rPr>
+          <w:lang w:val="id_ID" w:bidi="id_ID"/>
+        </w:rPr>
+      </w:r>
+      <w:r>
+        <w:rPr>
+          <w:lang w:val="id_ID" w:bidi="id_ID"/>
+        </w:rPr>
+        <w:t>Matius 9:11</w:t>
+      </w:r>
+    </w:p>
+    <w:p>
+      <w:pPr>
+        <w:pStyle w:val="ListBullet"/>
+        <w:spacing w:line="240" w:lineRule="auto"/>
+        <w:ind w:left="720"/>
+      </w:pPr>
+      <w:r>
+        <w:rPr>
+          <w:lang w:val="id_ID" w:bidi="id_ID"/>
+        </w:rPr>
+      </w:r>
+      <w:r>
+        <w:rPr>
+          <w:lang w:val="id_ID" w:bidi="id_ID"/>
+        </w:rPr>
+        <w:t>Matius 12:2</w:t>
+      </w:r>
+    </w:p>
+    <w:p>
+      <w:pPr>
+        <w:pStyle w:val="ListBullet"/>
+        <w:spacing w:line="240" w:lineRule="auto"/>
+        <w:ind w:left="720"/>
+      </w:pPr>
+      <w:r>
+        <w:rPr>
+          <w:lang w:val="id_ID" w:bidi="id_ID"/>
+        </w:rPr>
+      </w:r>
+      <w:r>
+        <w:rPr>
+          <w:lang w:val="id_ID" w:bidi="id_ID"/>
+        </w:rPr>
+        <w:t>Matius 12:38</w:t>
+      </w:r>
+    </w:p>
+    <w:p>
+      <w:pPr>
+        <w:pStyle w:val="ListBullet"/>
+        <w:spacing w:line="240" w:lineRule="auto"/>
+        <w:ind w:left="720"/>
+      </w:pPr>
+      <w:r>
+        <w:rPr>
+          <w:lang w:val="id_ID" w:bidi="id_ID"/>
+        </w:rPr>
+      </w:r>
+      <w:r>
+        <w:rPr>
+          <w:lang w:val="id_ID" w:bidi="id_ID"/>
+        </w:rPr>
+        <w:t>Filipi 3:5</w:t>
+      </w:r>
     </w:p>
     <w:p>
       <w:pPr>
@@ -860,90 +806,66 @@
           <w:lang w:val="id_ID" w:bidi="id_ID"/>
         </w:rPr>
       </w:r>
-      <w:hyperlink r:id="rId22">
-        <w:r>
-          <w:rPr>
-            <w:lang w:val="id_ID" w:bidi="id_ID"/>
-          </w:rPr>
-          <w:rPr>
-            <w:color w:val="0000EE"/>
-            <w:u w:val="single"/>
-          </w:rPr>
-          <w:t>Kisah Para Rasul 11:19–21</w:t>
-        </w:r>
-      </w:hyperlink>
-    </w:p>
-    <w:p>
-      <w:pPr>
-        <w:pStyle w:val="ListBullet"/>
-        <w:spacing w:line="240" w:lineRule="auto"/>
-        <w:ind w:left="720"/>
-      </w:pPr>
-      <w:r>
-        <w:rPr>
-          <w:lang w:val="id_ID" w:bidi="id_ID"/>
-        </w:rPr>
-      </w:r>
-      <w:hyperlink r:id="rId23">
-        <w:r>
-          <w:rPr>
-            <w:lang w:val="id_ID" w:bidi="id_ID"/>
-          </w:rPr>
-          <w:rPr>
-            <w:color w:val="0000EE"/>
-            <w:u w:val="single"/>
-          </w:rPr>
-          <w:t>Kisah Para Rasul 15:3–4</w:t>
-        </w:r>
-      </w:hyperlink>
-    </w:p>
-    <w:p>
-      <w:pPr>
-        <w:pStyle w:val="ListBullet"/>
-        <w:spacing w:line="240" w:lineRule="auto"/>
-        <w:ind w:left="720"/>
-      </w:pPr>
-      <w:r>
-        <w:rPr>
-          <w:lang w:val="id_ID" w:bidi="id_ID"/>
-        </w:rPr>
-      </w:r>
-      <w:hyperlink r:id="rId24">
-        <w:r>
-          <w:rPr>
-            <w:lang w:val="id_ID" w:bidi="id_ID"/>
-          </w:rPr>
-          <w:rPr>
-            <w:color w:val="0000EE"/>
-            <w:u w:val="single"/>
-          </w:rPr>
-          <w:t>Kisah Para Rasul 21:2</w:t>
-        </w:r>
-      </w:hyperlink>
-    </w:p>
-    <w:p>
-      <w:pPr>
-        <w:pStyle w:val="ListBullet"/>
-        <w:spacing w:line="240" w:lineRule="auto"/>
-        <w:ind w:left="720"/>
-      </w:pPr>
-      <w:r>
-        <w:rPr>
-          <w:lang w:val="id_ID" w:bidi="id_ID"/>
-        </w:rPr>
-      </w:r>
-      <w:hyperlink r:id="rId25">
-        <w:r>
-          <w:rPr>
-            <w:lang w:val="id_ID" w:bidi="id_ID"/>
-          </w:rPr>
-          <w:rPr>
-            <w:color w:val="0000EE"/>
-            <w:u w:val="single"/>
-          </w:rPr>
-          <w:t>Yesaya 23:10–12</w:t>
-        </w:r>
-      </w:hyperlink>
+      <w:r>
+        <w:rPr>
+          <w:lang w:val="id_ID" w:bidi="id_ID"/>
+        </w:rPr>
+        <w:t>Kisah Para Rasul 11:19–21</w:t>
+      </w:r>
+    </w:p>
+    <w:p>
+      <w:pPr>
+        <w:pStyle w:val="ListBullet"/>
+        <w:spacing w:line="240" w:lineRule="auto"/>
+        <w:ind w:left="720"/>
+      </w:pPr>
+      <w:r>
+        <w:rPr>
+          <w:lang w:val="id_ID" w:bidi="id_ID"/>
+        </w:rPr>
+      </w:r>
+      <w:r>
+        <w:rPr>
+          <w:lang w:val="id_ID" w:bidi="id_ID"/>
+        </w:rPr>
+        <w:t>Kisah Para Rasul 15:3–4</w:t>
+      </w:r>
+    </w:p>
+    <w:p>
+      <w:pPr>
+        <w:pStyle w:val="ListBullet"/>
+        <w:spacing w:line="240" w:lineRule="auto"/>
+        <w:ind w:left="720"/>
+      </w:pPr>
+      <w:r>
+        <w:rPr>
+          <w:lang w:val="id_ID" w:bidi="id_ID"/>
+        </w:rPr>
+      </w:r>
+      <w:r>
+        <w:rPr>
+          <w:lang w:val="id_ID" w:bidi="id_ID"/>
+        </w:rPr>
+        <w:t>Kisah Para Rasul 21:2</w:t>
+      </w:r>
+    </w:p>
+    <w:p>
+      <w:pPr>
+        <w:pStyle w:val="ListBullet"/>
+        <w:spacing w:line="240" w:lineRule="auto"/>
+        <w:ind w:left="720"/>
+      </w:pPr>
+      <w:r>
+        <w:rPr>
+          <w:lang w:val="id_ID" w:bidi="id_ID"/>
+        </w:rPr>
+      </w:r>
+      <w:r>
+        <w:rPr>
+          <w:lang w:val="id_ID" w:bidi="id_ID"/>
+        </w:rPr>
+        <w:t>Yesaya 23:10–12</w:t>
+      </w:r>
     </w:p>
     <w:p>
       <w:pPr>
@@ -1297,114 +1219,84 @@
           <w:lang w:val="id_ID" w:bidi="id_ID"/>
         </w:rPr>
       </w:r>
-      <w:hyperlink r:id="rId26">
-        <w:r>
-          <w:rPr>
-            <w:lang w:val="id_ID" w:bidi="id_ID"/>
-          </w:rPr>
-          <w:rPr>
-            <w:color w:val="0000EE"/>
-            <w:u w:val="single"/>
-          </w:rPr>
-          <w:t>1 Tawarikh 23:31</w:t>
-        </w:r>
-      </w:hyperlink>
-    </w:p>
-    <w:p>
-      <w:pPr>
-        <w:pStyle w:val="ListBullet"/>
-        <w:spacing w:line="240" w:lineRule="auto"/>
-        <w:ind w:left="720"/>
-      </w:pPr>
-      <w:r>
-        <w:rPr>
-          <w:lang w:val="id_ID" w:bidi="id_ID"/>
-        </w:rPr>
-      </w:r>
-      <w:hyperlink r:id="rId27">
-        <w:r>
-          <w:rPr>
-            <w:lang w:val="id_ID" w:bidi="id_ID"/>
-          </w:rPr>
-          <w:rPr>
-            <w:color w:val="0000EE"/>
-            <w:u w:val="single"/>
-          </w:rPr>
-          <w:t>2 Tawarikh 8:13</w:t>
-        </w:r>
-      </w:hyperlink>
-    </w:p>
-    <w:p>
-      <w:pPr>
-        <w:pStyle w:val="ListBullet"/>
-        <w:spacing w:line="240" w:lineRule="auto"/>
-        <w:ind w:left="720"/>
-      </w:pPr>
-      <w:r>
-        <w:rPr>
-          <w:lang w:val="id_ID" w:bidi="id_ID"/>
-        </w:rPr>
-      </w:r>
-      <w:hyperlink r:id="rId28">
-        <w:r>
-          <w:rPr>
-            <w:lang w:val="id_ID" w:bidi="id_ID"/>
-          </w:rPr>
-          <w:rPr>
-            <w:color w:val="0000EE"/>
-            <w:u w:val="single"/>
-          </w:rPr>
-          <w:t>Keluaran 5:1</w:t>
-        </w:r>
-      </w:hyperlink>
-    </w:p>
-    <w:p>
-      <w:pPr>
-        <w:pStyle w:val="ListBullet"/>
-        <w:spacing w:line="240" w:lineRule="auto"/>
-        <w:ind w:left="720"/>
-      </w:pPr>
-      <w:r>
-        <w:rPr>
-          <w:lang w:val="id_ID" w:bidi="id_ID"/>
-        </w:rPr>
-      </w:r>
-      <w:hyperlink r:id="rId29">
-        <w:r>
-          <w:rPr>
-            <w:lang w:val="id_ID" w:bidi="id_ID"/>
-          </w:rPr>
-          <w:rPr>
-            <w:color w:val="0000EE"/>
-            <w:u w:val="single"/>
-          </w:rPr>
-          <w:t>Yohanes 4:45</w:t>
-        </w:r>
-      </w:hyperlink>
-    </w:p>
-    <w:p>
-      <w:pPr>
-        <w:pStyle w:val="ListBullet"/>
-        <w:spacing w:line="240" w:lineRule="auto"/>
-        <w:ind w:left="720"/>
-      </w:pPr>
-      <w:r>
-        <w:rPr>
-          <w:lang w:val="id_ID" w:bidi="id_ID"/>
-        </w:rPr>
-      </w:r>
-      <w:hyperlink r:id="rId30">
-        <w:r>
-          <w:rPr>
-            <w:lang w:val="id_ID" w:bidi="id_ID"/>
-          </w:rPr>
-          <w:rPr>
-            <w:color w:val="0000EE"/>
-            <w:u w:val="single"/>
-          </w:rPr>
-          <w:t>Lukas 22:1</w:t>
-        </w:r>
-      </w:hyperlink>
+      <w:r>
+        <w:rPr>
+          <w:lang w:val="id_ID" w:bidi="id_ID"/>
+        </w:rPr>
+        <w:t>1 Tawarikh 23:31</w:t>
+      </w:r>
+    </w:p>
+    <w:p>
+      <w:pPr>
+        <w:pStyle w:val="ListBullet"/>
+        <w:spacing w:line="240" w:lineRule="auto"/>
+        <w:ind w:left="720"/>
+      </w:pPr>
+      <w:r>
+        <w:rPr>
+          <w:lang w:val="id_ID" w:bidi="id_ID"/>
+        </w:rPr>
+      </w:r>
+      <w:r>
+        <w:rPr>
+          <w:lang w:val="id_ID" w:bidi="id_ID"/>
+        </w:rPr>
+        <w:t>2 Tawarikh 8:13</w:t>
+      </w:r>
+    </w:p>
+    <w:p>
+      <w:pPr>
+        <w:pStyle w:val="ListBullet"/>
+        <w:spacing w:line="240" w:lineRule="auto"/>
+        <w:ind w:left="720"/>
+      </w:pPr>
+      <w:r>
+        <w:rPr>
+          <w:lang w:val="id_ID" w:bidi="id_ID"/>
+        </w:rPr>
+      </w:r>
+      <w:r>
+        <w:rPr>
+          <w:lang w:val="id_ID" w:bidi="id_ID"/>
+        </w:rPr>
+        <w:t>Keluaran 5:1</w:t>
+      </w:r>
+    </w:p>
+    <w:p>
+      <w:pPr>
+        <w:pStyle w:val="ListBullet"/>
+        <w:spacing w:line="240" w:lineRule="auto"/>
+        <w:ind w:left="720"/>
+      </w:pPr>
+      <w:r>
+        <w:rPr>
+          <w:lang w:val="id_ID" w:bidi="id_ID"/>
+        </w:rPr>
+      </w:r>
+      <w:r>
+        <w:rPr>
+          <w:lang w:val="id_ID" w:bidi="id_ID"/>
+        </w:rPr>
+        <w:t>Yohanes 4:45</w:t>
+      </w:r>
+    </w:p>
+    <w:p>
+      <w:pPr>
+        <w:pStyle w:val="ListBullet"/>
+        <w:spacing w:line="240" w:lineRule="auto"/>
+        <w:ind w:left="720"/>
+      </w:pPr>
+      <w:r>
+        <w:rPr>
+          <w:lang w:val="id_ID" w:bidi="id_ID"/>
+        </w:rPr>
+      </w:r>
+      <w:r>
+        <w:rPr>
+          <w:lang w:val="id_ID" w:bidi="id_ID"/>
+        </w:rPr>
+        <w:t>Lukas 22:1</w:t>
+      </w:r>
     </w:p>
     <w:p>
       <w:pPr>
@@ -1674,90 +1566,66 @@
           <w:lang w:val="id_ID" w:bidi="id_ID"/>
         </w:rPr>
       </w:r>
-      <w:hyperlink r:id="rId31">
-        <w:r>
-          <w:rPr>
-            <w:lang w:val="id_ID" w:bidi="id_ID"/>
-          </w:rPr>
-          <w:rPr>
-            <w:color w:val="0000EE"/>
-            <w:u w:val="single"/>
-          </w:rPr>
-          <w:t>1 Tesalonika 2:1–2</w:t>
-        </w:r>
-      </w:hyperlink>
-    </w:p>
-    <w:p>
-      <w:pPr>
-        <w:pStyle w:val="ListBullet"/>
-        <w:spacing w:line="240" w:lineRule="auto"/>
-        <w:ind w:left="720"/>
-      </w:pPr>
-      <w:r>
-        <w:rPr>
-          <w:lang w:val="id_ID" w:bidi="id_ID"/>
-        </w:rPr>
-      </w:r>
-      <w:hyperlink r:id="rId32">
-        <w:r>
-          <w:rPr>
-            <w:lang w:val="id_ID" w:bidi="id_ID"/>
-          </w:rPr>
-          <w:rPr>
-            <w:color w:val="0000EE"/>
-            <w:u w:val="single"/>
-          </w:rPr>
-          <w:t>Kisah Para Rasul 16:11</w:t>
-        </w:r>
-      </w:hyperlink>
-    </w:p>
-    <w:p>
-      <w:pPr>
-        <w:pStyle w:val="ListBullet"/>
-        <w:spacing w:line="240" w:lineRule="auto"/>
-        <w:ind w:left="720"/>
-      </w:pPr>
-      <w:r>
-        <w:rPr>
-          <w:lang w:val="id_ID" w:bidi="id_ID"/>
-        </w:rPr>
-      </w:r>
-      <w:hyperlink r:id="rId33">
-        <w:r>
-          <w:rPr>
-            <w:lang w:val="id_ID" w:bidi="id_ID"/>
-          </w:rPr>
-          <w:rPr>
-            <w:color w:val="0000EE"/>
-            <w:u w:val="single"/>
-          </w:rPr>
-          <w:t>Matius 16:13–16</w:t>
-        </w:r>
-      </w:hyperlink>
-    </w:p>
-    <w:p>
-      <w:pPr>
-        <w:pStyle w:val="ListBullet"/>
-        <w:spacing w:line="240" w:lineRule="auto"/>
-        <w:ind w:left="720"/>
-      </w:pPr>
-      <w:r>
-        <w:rPr>
-          <w:lang w:val="id_ID" w:bidi="id_ID"/>
-        </w:rPr>
-      </w:r>
-      <w:hyperlink r:id="rId34">
-        <w:r>
-          <w:rPr>
-            <w:lang w:val="id_ID" w:bidi="id_ID"/>
-          </w:rPr>
-          <w:rPr>
-            <w:color w:val="0000EE"/>
-            <w:u w:val="single"/>
-          </w:rPr>
-          <w:t>Filipi 1:1</w:t>
-        </w:r>
-      </w:hyperlink>
+      <w:r>
+        <w:rPr>
+          <w:lang w:val="id_ID" w:bidi="id_ID"/>
+        </w:rPr>
+        <w:t>1 Tesalonika 2:1–2</w:t>
+      </w:r>
+    </w:p>
+    <w:p>
+      <w:pPr>
+        <w:pStyle w:val="ListBullet"/>
+        <w:spacing w:line="240" w:lineRule="auto"/>
+        <w:ind w:left="720"/>
+      </w:pPr>
+      <w:r>
+        <w:rPr>
+          <w:lang w:val="id_ID" w:bidi="id_ID"/>
+        </w:rPr>
+      </w:r>
+      <w:r>
+        <w:rPr>
+          <w:lang w:val="id_ID" w:bidi="id_ID"/>
+        </w:rPr>
+        <w:t>Kisah Para Rasul 16:11</w:t>
+      </w:r>
+    </w:p>
+    <w:p>
+      <w:pPr>
+        <w:pStyle w:val="ListBullet"/>
+        <w:spacing w:line="240" w:lineRule="auto"/>
+        <w:ind w:left="720"/>
+      </w:pPr>
+      <w:r>
+        <w:rPr>
+          <w:lang w:val="id_ID" w:bidi="id_ID"/>
+        </w:rPr>
+      </w:r>
+      <w:r>
+        <w:rPr>
+          <w:lang w:val="id_ID" w:bidi="id_ID"/>
+        </w:rPr>
+        <w:t>Matius 16:13–16</w:t>
+      </w:r>
+    </w:p>
+    <w:p>
+      <w:pPr>
+        <w:pStyle w:val="ListBullet"/>
+        <w:spacing w:line="240" w:lineRule="auto"/>
+        <w:ind w:left="720"/>
+      </w:pPr>
+      <w:r>
+        <w:rPr>
+          <w:lang w:val="id_ID" w:bidi="id_ID"/>
+        </w:rPr>
+      </w:r>
+      <w:r>
+        <w:rPr>
+          <w:lang w:val="id_ID" w:bidi="id_ID"/>
+        </w:rPr>
+        <w:t>Filipi 1:1</w:t>
+      </w:r>
     </w:p>
     <w:p>
       <w:pPr>
@@ -2050,138 +1918,102 @@
           <w:lang w:val="id_ID" w:bidi="id_ID"/>
         </w:rPr>
       </w:r>
-      <w:hyperlink r:id="rId35">
-        <w:r>
-          <w:rPr>
-            <w:lang w:val="id_ID" w:bidi="id_ID"/>
-          </w:rPr>
-          <w:rPr>
-            <w:color w:val="0000EE"/>
-            <w:u w:val="single"/>
-          </w:rPr>
-          <w:t>Kisah Para Rasul 6:5–6</w:t>
-        </w:r>
-      </w:hyperlink>
-    </w:p>
-    <w:p>
-      <w:pPr>
-        <w:pStyle w:val="ListBullet"/>
-        <w:spacing w:line="240" w:lineRule="auto"/>
-        <w:ind w:left="720"/>
-      </w:pPr>
-      <w:r>
-        <w:rPr>
-          <w:lang w:val="id_ID" w:bidi="id_ID"/>
-        </w:rPr>
-      </w:r>
-      <w:hyperlink r:id="rId36">
-        <w:r>
-          <w:rPr>
-            <w:lang w:val="id_ID" w:bidi="id_ID"/>
-          </w:rPr>
-          <w:rPr>
-            <w:color w:val="0000EE"/>
-            <w:u w:val="single"/>
-          </w:rPr>
-          <w:t>Kisah Para Rasul 8:6</w:t>
-        </w:r>
-      </w:hyperlink>
-    </w:p>
-    <w:p>
-      <w:pPr>
-        <w:pStyle w:val="ListBullet"/>
-        <w:spacing w:line="240" w:lineRule="auto"/>
-        <w:ind w:left="720"/>
-      </w:pPr>
-      <w:r>
-        <w:rPr>
-          <w:lang w:val="id_ID" w:bidi="id_ID"/>
-        </w:rPr>
-      </w:r>
-      <w:hyperlink r:id="rId37">
-        <w:r>
-          <w:rPr>
-            <w:lang w:val="id_ID" w:bidi="id_ID"/>
-          </w:rPr>
-          <w:rPr>
-            <w:color w:val="0000EE"/>
-            <w:u w:val="single"/>
-          </w:rPr>
-          <w:t>Kisah Para Rasul 8:13</w:t>
-        </w:r>
-      </w:hyperlink>
-    </w:p>
-    <w:p>
-      <w:pPr>
-        <w:pStyle w:val="ListBullet"/>
-        <w:spacing w:line="240" w:lineRule="auto"/>
-        <w:ind w:left="720"/>
-      </w:pPr>
-      <w:r>
-        <w:rPr>
-          <w:lang w:val="id_ID" w:bidi="id_ID"/>
-        </w:rPr>
-      </w:r>
-      <w:hyperlink r:id="rId38">
-        <w:r>
-          <w:rPr>
-            <w:lang w:val="id_ID" w:bidi="id_ID"/>
-          </w:rPr>
-          <w:rPr>
-            <w:color w:val="0000EE"/>
-            <w:u w:val="single"/>
-          </w:rPr>
-          <w:t>Kisah Para Rasul 8:31</w:t>
-        </w:r>
-      </w:hyperlink>
-    </w:p>
-    <w:p>
-      <w:pPr>
-        <w:pStyle w:val="ListBullet"/>
-        <w:spacing w:line="240" w:lineRule="auto"/>
-        <w:ind w:left="720"/>
-      </w:pPr>
-      <w:r>
-        <w:rPr>
-          <w:lang w:val="id_ID" w:bidi="id_ID"/>
-        </w:rPr>
-      </w:r>
-      <w:hyperlink r:id="rId39">
-        <w:r>
-          <w:rPr>
-            <w:lang w:val="id_ID" w:bidi="id_ID"/>
-          </w:rPr>
-          <w:rPr>
-            <w:color w:val="0000EE"/>
-            <w:u w:val="single"/>
-          </w:rPr>
-          <w:t>Kisah Para Rasul 8:36</w:t>
-        </w:r>
-      </w:hyperlink>
-    </w:p>
-    <w:p>
-      <w:pPr>
-        <w:pStyle w:val="ListBullet"/>
-        <w:spacing w:line="240" w:lineRule="auto"/>
-        <w:ind w:left="720"/>
-      </w:pPr>
-      <w:r>
-        <w:rPr>
-          <w:lang w:val="id_ID" w:bidi="id_ID"/>
-        </w:rPr>
-      </w:r>
-      <w:hyperlink r:id="rId40">
-        <w:r>
-          <w:rPr>
-            <w:lang w:val="id_ID" w:bidi="id_ID"/>
-          </w:rPr>
-          <w:rPr>
-            <w:color w:val="0000EE"/>
-            <w:u w:val="single"/>
-          </w:rPr>
-          <w:t>Kisah Para Rasul 8:40</w:t>
-        </w:r>
-      </w:hyperlink>
+      <w:r>
+        <w:rPr>
+          <w:lang w:val="id_ID" w:bidi="id_ID"/>
+        </w:rPr>
+        <w:t>Kisah Para Rasul 6:5–6</w:t>
+      </w:r>
+    </w:p>
+    <w:p>
+      <w:pPr>
+        <w:pStyle w:val="ListBullet"/>
+        <w:spacing w:line="240" w:lineRule="auto"/>
+        <w:ind w:left="720"/>
+      </w:pPr>
+      <w:r>
+        <w:rPr>
+          <w:lang w:val="id_ID" w:bidi="id_ID"/>
+        </w:rPr>
+      </w:r>
+      <w:r>
+        <w:rPr>
+          <w:lang w:val="id_ID" w:bidi="id_ID"/>
+        </w:rPr>
+        <w:t>Kisah Para Rasul 8:6</w:t>
+      </w:r>
+    </w:p>
+    <w:p>
+      <w:pPr>
+        <w:pStyle w:val="ListBullet"/>
+        <w:spacing w:line="240" w:lineRule="auto"/>
+        <w:ind w:left="720"/>
+      </w:pPr>
+      <w:r>
+        <w:rPr>
+          <w:lang w:val="id_ID" w:bidi="id_ID"/>
+        </w:rPr>
+      </w:r>
+      <w:r>
+        <w:rPr>
+          <w:lang w:val="id_ID" w:bidi="id_ID"/>
+        </w:rPr>
+        <w:t>Kisah Para Rasul 8:13</w:t>
+      </w:r>
+    </w:p>
+    <w:p>
+      <w:pPr>
+        <w:pStyle w:val="ListBullet"/>
+        <w:spacing w:line="240" w:lineRule="auto"/>
+        <w:ind w:left="720"/>
+      </w:pPr>
+      <w:r>
+        <w:rPr>
+          <w:lang w:val="id_ID" w:bidi="id_ID"/>
+        </w:rPr>
+      </w:r>
+      <w:r>
+        <w:rPr>
+          <w:lang w:val="id_ID" w:bidi="id_ID"/>
+        </w:rPr>
+        <w:t>Kisah Para Rasul 8:31</w:t>
+      </w:r>
+    </w:p>
+    <w:p>
+      <w:pPr>
+        <w:pStyle w:val="ListBullet"/>
+        <w:spacing w:line="240" w:lineRule="auto"/>
+        <w:ind w:left="720"/>
+      </w:pPr>
+      <w:r>
+        <w:rPr>
+          <w:lang w:val="id_ID" w:bidi="id_ID"/>
+        </w:rPr>
+      </w:r>
+      <w:r>
+        <w:rPr>
+          <w:lang w:val="id_ID" w:bidi="id_ID"/>
+        </w:rPr>
+        <w:t>Kisah Para Rasul 8:36</w:t>
+      </w:r>
+    </w:p>
+    <w:p>
+      <w:pPr>
+        <w:pStyle w:val="ListBullet"/>
+        <w:spacing w:line="240" w:lineRule="auto"/>
+        <w:ind w:left="720"/>
+      </w:pPr>
+      <w:r>
+        <w:rPr>
+          <w:lang w:val="id_ID" w:bidi="id_ID"/>
+        </w:rPr>
+      </w:r>
+      <w:r>
+        <w:rPr>
+          <w:lang w:val="id_ID" w:bidi="id_ID"/>
+        </w:rPr>
+        <w:t>Kisah Para Rasul 8:40</w:t>
+      </w:r>
     </w:p>
     <w:p>
       <w:pPr>
@@ -2405,114 +2237,84 @@
           <w:lang w:val="id_ID" w:bidi="id_ID"/>
         </w:rPr>
       </w:r>
-      <w:hyperlink r:id="rId41">
-        <w:r>
-          <w:rPr>
-            <w:lang w:val="id_ID" w:bidi="id_ID"/>
-          </w:rPr>
-          <w:rPr>
-            <w:color w:val="0000EE"/>
-            <w:u w:val="single"/>
-          </w:rPr>
-          <w:t>Kisah Para Rasul 1:14</w:t>
-        </w:r>
-      </w:hyperlink>
-    </w:p>
-    <w:p>
-      <w:pPr>
-        <w:pStyle w:val="ListBullet"/>
-        <w:spacing w:line="240" w:lineRule="auto"/>
-        <w:ind w:left="720"/>
-      </w:pPr>
-      <w:r>
-        <w:rPr>
-          <w:lang w:val="id_ID" w:bidi="id_ID"/>
-        </w:rPr>
-      </w:r>
-      <w:hyperlink r:id="rId42">
-        <w:r>
-          <w:rPr>
-            <w:lang w:val="id_ID" w:bidi="id_ID"/>
-          </w:rPr>
-          <w:rPr>
-            <w:color w:val="0000EE"/>
-            <w:u w:val="single"/>
-          </w:rPr>
-          <w:t>Yohanes 1:44</w:t>
-        </w:r>
-      </w:hyperlink>
-    </w:p>
-    <w:p>
-      <w:pPr>
-        <w:pStyle w:val="ListBullet"/>
-        <w:spacing w:line="240" w:lineRule="auto"/>
-        <w:ind w:left="720"/>
-      </w:pPr>
-      <w:r>
-        <w:rPr>
-          <w:lang w:val="id_ID" w:bidi="id_ID"/>
-        </w:rPr>
-      </w:r>
-      <w:hyperlink r:id="rId43">
-        <w:r>
-          <w:rPr>
-            <w:lang w:val="id_ID" w:bidi="id_ID"/>
-          </w:rPr>
-          <w:rPr>
-            <w:color w:val="0000EE"/>
-            <w:u w:val="single"/>
-          </w:rPr>
-          <w:t>Yohanes 6:6</w:t>
-        </w:r>
-      </w:hyperlink>
-    </w:p>
-    <w:p>
-      <w:pPr>
-        <w:pStyle w:val="ListBullet"/>
-        <w:spacing w:line="240" w:lineRule="auto"/>
-        <w:ind w:left="720"/>
-      </w:pPr>
-      <w:r>
-        <w:rPr>
-          <w:lang w:val="id_ID" w:bidi="id_ID"/>
-        </w:rPr>
-      </w:r>
-      <w:hyperlink r:id="rId44">
-        <w:r>
-          <w:rPr>
-            <w:lang w:val="id_ID" w:bidi="id_ID"/>
-          </w:rPr>
-          <w:rPr>
-            <w:color w:val="0000EE"/>
-            <w:u w:val="single"/>
-          </w:rPr>
-          <w:t>Lukas 6:14</w:t>
-        </w:r>
-      </w:hyperlink>
-    </w:p>
-    <w:p>
-      <w:pPr>
-        <w:pStyle w:val="ListBullet"/>
-        <w:spacing w:line="240" w:lineRule="auto"/>
-        <w:ind w:left="720"/>
-      </w:pPr>
-      <w:r>
-        <w:rPr>
-          <w:lang w:val="id_ID" w:bidi="id_ID"/>
-        </w:rPr>
-      </w:r>
-      <w:hyperlink r:id="rId45">
-        <w:r>
-          <w:rPr>
-            <w:lang w:val="id_ID" w:bidi="id_ID"/>
-          </w:rPr>
-          <w:rPr>
-            <w:color w:val="0000EE"/>
-            <w:u w:val="single"/>
-          </w:rPr>
-          <w:t>Markus 3:17–19</w:t>
-        </w:r>
-      </w:hyperlink>
+      <w:r>
+        <w:rPr>
+          <w:lang w:val="id_ID" w:bidi="id_ID"/>
+        </w:rPr>
+        <w:t>Kisah Para Rasul 1:14</w:t>
+      </w:r>
+    </w:p>
+    <w:p>
+      <w:pPr>
+        <w:pStyle w:val="ListBullet"/>
+        <w:spacing w:line="240" w:lineRule="auto"/>
+        <w:ind w:left="720"/>
+      </w:pPr>
+      <w:r>
+        <w:rPr>
+          <w:lang w:val="id_ID" w:bidi="id_ID"/>
+        </w:rPr>
+      </w:r>
+      <w:r>
+        <w:rPr>
+          <w:lang w:val="id_ID" w:bidi="id_ID"/>
+        </w:rPr>
+        <w:t>Yohanes 1:44</w:t>
+      </w:r>
+    </w:p>
+    <w:p>
+      <w:pPr>
+        <w:pStyle w:val="ListBullet"/>
+        <w:spacing w:line="240" w:lineRule="auto"/>
+        <w:ind w:left="720"/>
+      </w:pPr>
+      <w:r>
+        <w:rPr>
+          <w:lang w:val="id_ID" w:bidi="id_ID"/>
+        </w:rPr>
+      </w:r>
+      <w:r>
+        <w:rPr>
+          <w:lang w:val="id_ID" w:bidi="id_ID"/>
+        </w:rPr>
+        <w:t>Yohanes 6:6</w:t>
+      </w:r>
+    </w:p>
+    <w:p>
+      <w:pPr>
+        <w:pStyle w:val="ListBullet"/>
+        <w:spacing w:line="240" w:lineRule="auto"/>
+        <w:ind w:left="720"/>
+      </w:pPr>
+      <w:r>
+        <w:rPr>
+          <w:lang w:val="id_ID" w:bidi="id_ID"/>
+        </w:rPr>
+      </w:r>
+      <w:r>
+        <w:rPr>
+          <w:lang w:val="id_ID" w:bidi="id_ID"/>
+        </w:rPr>
+        <w:t>Lukas 6:14</w:t>
+      </w:r>
+    </w:p>
+    <w:p>
+      <w:pPr>
+        <w:pStyle w:val="ListBullet"/>
+        <w:spacing w:line="240" w:lineRule="auto"/>
+        <w:ind w:left="720"/>
+      </w:pPr>
+      <w:r>
+        <w:rPr>
+          <w:lang w:val="id_ID" w:bidi="id_ID"/>
+        </w:rPr>
+      </w:r>
+      <w:r>
+        <w:rPr>
+          <w:lang w:val="id_ID" w:bidi="id_ID"/>
+        </w:rPr>
+        <w:t>Markus 3:17–19</w:t>
+      </w:r>
     </w:p>
     <w:p>
       <w:pPr>
@@ -2710,66 +2512,48 @@
           <w:lang w:val="id_ID" w:bidi="id_ID"/>
         </w:rPr>
       </w:r>
-      <w:hyperlink r:id="rId46">
-        <w:r>
-          <w:rPr>
-            <w:lang w:val="id_ID" w:bidi="id_ID"/>
-          </w:rPr>
-          <w:rPr>
-            <w:color w:val="0000EE"/>
-            <w:u w:val="single"/>
-          </w:rPr>
-          <w:t>1 Tawarikh 10:9–10</w:t>
-        </w:r>
-      </w:hyperlink>
-    </w:p>
-    <w:p>
-      <w:pPr>
-        <w:pStyle w:val="ListBullet"/>
-        <w:spacing w:line="240" w:lineRule="auto"/>
-        <w:ind w:left="720"/>
-      </w:pPr>
-      <w:r>
-        <w:rPr>
-          <w:lang w:val="id_ID" w:bidi="id_ID"/>
-        </w:rPr>
-      </w:r>
-      <w:hyperlink r:id="rId47">
-        <w:r>
-          <w:rPr>
-            <w:lang w:val="id_ID" w:bidi="id_ID"/>
-          </w:rPr>
-          <w:rPr>
-            <w:color w:val="0000EE"/>
-            <w:u w:val="single"/>
-          </w:rPr>
-          <w:t>Yoel 3:4</w:t>
-        </w:r>
-      </w:hyperlink>
-    </w:p>
-    <w:p>
-      <w:pPr>
-        <w:pStyle w:val="ListBullet"/>
-        <w:spacing w:line="240" w:lineRule="auto"/>
-        <w:ind w:left="720"/>
-      </w:pPr>
-      <w:r>
-        <w:rPr>
-          <w:lang w:val="id_ID" w:bidi="id_ID"/>
-        </w:rPr>
-      </w:r>
-      <w:hyperlink r:id="rId48">
-        <w:r>
-          <w:rPr>
-            <w:lang w:val="id_ID" w:bidi="id_ID"/>
-          </w:rPr>
-          <w:rPr>
-            <w:color w:val="0000EE"/>
-            <w:u w:val="single"/>
-          </w:rPr>
-          <w:t>Mazmur 60:8–9</w:t>
-        </w:r>
-      </w:hyperlink>
+      <w:r>
+        <w:rPr>
+          <w:lang w:val="id_ID" w:bidi="id_ID"/>
+        </w:rPr>
+        <w:t>1 Tawarikh 10:9–10</w:t>
+      </w:r>
+    </w:p>
+    <w:p>
+      <w:pPr>
+        <w:pStyle w:val="ListBullet"/>
+        <w:spacing w:line="240" w:lineRule="auto"/>
+        <w:ind w:left="720"/>
+      </w:pPr>
+      <w:r>
+        <w:rPr>
+          <w:lang w:val="id_ID" w:bidi="id_ID"/>
+        </w:rPr>
+      </w:r>
+      <w:r>
+        <w:rPr>
+          <w:lang w:val="id_ID" w:bidi="id_ID"/>
+        </w:rPr>
+        <w:t>Yoel 3:4</w:t>
+      </w:r>
+    </w:p>
+    <w:p>
+      <w:pPr>
+        <w:pStyle w:val="ListBullet"/>
+        <w:spacing w:line="240" w:lineRule="auto"/>
+        <w:ind w:left="720"/>
+      </w:pPr>
+      <w:r>
+        <w:rPr>
+          <w:lang w:val="id_ID" w:bidi="id_ID"/>
+        </w:rPr>
+      </w:r>
+      <w:r>
+        <w:rPr>
+          <w:lang w:val="id_ID" w:bidi="id_ID"/>
+        </w:rPr>
+        <w:t>Mazmur 60:8–9</w:t>
+      </w:r>
     </w:p>
     <w:p>
       <w:pPr>
@@ -3095,114 +2879,84 @@
           <w:lang w:val="id_ID" w:bidi="id_ID"/>
         </w:rPr>
       </w:r>
-      <w:hyperlink r:id="rId49">
-        <w:r>
-          <w:rPr>
-            <w:lang w:val="id_ID" w:bidi="id_ID"/>
-          </w:rPr>
-          <w:rPr>
-            <w:color w:val="0000EE"/>
-            <w:u w:val="single"/>
-          </w:rPr>
-          <w:t>1 Tawarikh 18:9–11</w:t>
-        </w:r>
-      </w:hyperlink>
-    </w:p>
-    <w:p>
-      <w:pPr>
-        <w:pStyle w:val="ListBullet"/>
-        <w:spacing w:line="240" w:lineRule="auto"/>
-        <w:ind w:left="720"/>
-      </w:pPr>
-      <w:r>
-        <w:rPr>
-          <w:lang w:val="id_ID" w:bidi="id_ID"/>
-        </w:rPr>
-      </w:r>
-      <w:hyperlink r:id="rId50">
-        <w:r>
-          <w:rPr>
-            <w:lang w:val="id_ID" w:bidi="id_ID"/>
-          </w:rPr>
-          <w:rPr>
-            <w:color w:val="0000EE"/>
-            <w:u w:val="single"/>
-          </w:rPr>
-          <w:t>1 Samuel 13:4</w:t>
-        </w:r>
-      </w:hyperlink>
-    </w:p>
-    <w:p>
-      <w:pPr>
-        <w:pStyle w:val="ListBullet"/>
-        <w:spacing w:line="240" w:lineRule="auto"/>
-        <w:ind w:left="720"/>
-      </w:pPr>
-      <w:r>
-        <w:rPr>
-          <w:lang w:val="id_ID" w:bidi="id_ID"/>
-        </w:rPr>
-      </w:r>
-      <w:hyperlink r:id="rId51">
-        <w:r>
-          <w:rPr>
-            <w:lang w:val="id_ID" w:bidi="id_ID"/>
-          </w:rPr>
-          <w:rPr>
-            <w:color w:val="0000EE"/>
-            <w:u w:val="single"/>
-          </w:rPr>
-          <w:t>2 Tawarikh 9:25–26</w:t>
-        </w:r>
-      </w:hyperlink>
-    </w:p>
-    <w:p>
-      <w:pPr>
-        <w:pStyle w:val="ListBullet"/>
-        <w:spacing w:line="240" w:lineRule="auto"/>
-        <w:ind w:left="720"/>
-      </w:pPr>
-      <w:r>
-        <w:rPr>
-          <w:lang w:val="id_ID" w:bidi="id_ID"/>
-        </w:rPr>
-      </w:r>
-      <w:hyperlink r:id="rId52">
-        <w:r>
-          <w:rPr>
-            <w:lang w:val="id_ID" w:bidi="id_ID"/>
-          </w:rPr>
-          <w:rPr>
-            <w:color w:val="0000EE"/>
-            <w:u w:val="single"/>
-          </w:rPr>
-          <w:t>Kejadian 10:11–14</w:t>
-        </w:r>
-      </w:hyperlink>
-    </w:p>
-    <w:p>
-      <w:pPr>
-        <w:pStyle w:val="ListBullet"/>
-        <w:spacing w:line="240" w:lineRule="auto"/>
-        <w:ind w:left="720"/>
-      </w:pPr>
-      <w:r>
-        <w:rPr>
-          <w:lang w:val="id_ID" w:bidi="id_ID"/>
-        </w:rPr>
-      </w:r>
-      <w:hyperlink r:id="rId53">
-        <w:r>
-          <w:rPr>
-            <w:lang w:val="id_ID" w:bidi="id_ID"/>
-          </w:rPr>
-          <w:rPr>
-            <w:color w:val="0000EE"/>
-            <w:u w:val="single"/>
-          </w:rPr>
-          <w:t>Mazmur 56:1–2</w:t>
-        </w:r>
-      </w:hyperlink>
+      <w:r>
+        <w:rPr>
+          <w:lang w:val="id_ID" w:bidi="id_ID"/>
+        </w:rPr>
+        <w:t>1 Tawarikh 18:9–11</w:t>
+      </w:r>
+    </w:p>
+    <w:p>
+      <w:pPr>
+        <w:pStyle w:val="ListBullet"/>
+        <w:spacing w:line="240" w:lineRule="auto"/>
+        <w:ind w:left="720"/>
+      </w:pPr>
+      <w:r>
+        <w:rPr>
+          <w:lang w:val="id_ID" w:bidi="id_ID"/>
+        </w:rPr>
+      </w:r>
+      <w:r>
+        <w:rPr>
+          <w:lang w:val="id_ID" w:bidi="id_ID"/>
+        </w:rPr>
+        <w:t>1 Samuel 13:4</w:t>
+      </w:r>
+    </w:p>
+    <w:p>
+      <w:pPr>
+        <w:pStyle w:val="ListBullet"/>
+        <w:spacing w:line="240" w:lineRule="auto"/>
+        <w:ind w:left="720"/>
+      </w:pPr>
+      <w:r>
+        <w:rPr>
+          <w:lang w:val="id_ID" w:bidi="id_ID"/>
+        </w:rPr>
+      </w:r>
+      <w:r>
+        <w:rPr>
+          <w:lang w:val="id_ID" w:bidi="id_ID"/>
+        </w:rPr>
+        <w:t>2 Tawarikh 9:25–26</w:t>
+      </w:r>
+    </w:p>
+    <w:p>
+      <w:pPr>
+        <w:pStyle w:val="ListBullet"/>
+        <w:spacing w:line="240" w:lineRule="auto"/>
+        <w:ind w:left="720"/>
+      </w:pPr>
+      <w:r>
+        <w:rPr>
+          <w:lang w:val="id_ID" w:bidi="id_ID"/>
+        </w:rPr>
+      </w:r>
+      <w:r>
+        <w:rPr>
+          <w:lang w:val="id_ID" w:bidi="id_ID"/>
+        </w:rPr>
+        <w:t>Kejadian 10:11–14</w:t>
+      </w:r>
+    </w:p>
+    <w:p>
+      <w:pPr>
+        <w:pStyle w:val="ListBullet"/>
+        <w:spacing w:line="240" w:lineRule="auto"/>
+        <w:ind w:left="720"/>
+      </w:pPr>
+      <w:r>
+        <w:rPr>
+          <w:lang w:val="id_ID" w:bidi="id_ID"/>
+        </w:rPr>
+      </w:r>
+      <w:r>
+        <w:rPr>
+          <w:lang w:val="id_ID" w:bidi="id_ID"/>
+        </w:rPr>
+        <w:t>Mazmur 56:1–2</w:t>
+      </w:r>
     </w:p>
     <w:p>
       <w:pPr>
@@ -3438,138 +3192,102 @@
           <w:lang w:val="id_ID" w:bidi="id_ID"/>
         </w:rPr>
       </w:r>
-      <w:hyperlink r:id="rId54">
-        <w:r>
-          <w:rPr>
-            <w:lang w:val="id_ID" w:bidi="id_ID"/>
-          </w:rPr>
-          <w:rPr>
-            <w:color w:val="0000EE"/>
-            <w:u w:val="single"/>
-          </w:rPr>
-          <w:t>Kisah Para Rasul 7:9–10</w:t>
-        </w:r>
-      </w:hyperlink>
-    </w:p>
-    <w:p>
-      <w:pPr>
-        <w:pStyle w:val="ListBullet"/>
-        <w:spacing w:line="240" w:lineRule="auto"/>
-        <w:ind w:left="720"/>
-      </w:pPr>
-      <w:r>
-        <w:rPr>
-          <w:lang w:val="id_ID" w:bidi="id_ID"/>
-        </w:rPr>
-      </w:r>
-      <w:hyperlink r:id="rId55">
-        <w:r>
-          <w:rPr>
-            <w:lang w:val="id_ID" w:bidi="id_ID"/>
-          </w:rPr>
-          <w:rPr>
-            <w:color w:val="0000EE"/>
-            <w:u w:val="single"/>
-          </w:rPr>
-          <w:t>Kisah Para Rasul 7:13</w:t>
-        </w:r>
-      </w:hyperlink>
-    </w:p>
-    <w:p>
-      <w:pPr>
-        <w:pStyle w:val="ListBullet"/>
-        <w:spacing w:line="240" w:lineRule="auto"/>
-        <w:ind w:left="720"/>
-      </w:pPr>
-      <w:r>
-        <w:rPr>
-          <w:lang w:val="id_ID" w:bidi="id_ID"/>
-        </w:rPr>
-      </w:r>
-      <w:hyperlink r:id="rId56">
-        <w:r>
-          <w:rPr>
-            <w:lang w:val="id_ID" w:bidi="id_ID"/>
-          </w:rPr>
-          <w:rPr>
-            <w:color w:val="0000EE"/>
-            <w:u w:val="single"/>
-          </w:rPr>
-          <w:t>Kisah Para Rasul 7:21</w:t>
-        </w:r>
-      </w:hyperlink>
-    </w:p>
-    <w:p>
-      <w:pPr>
-        <w:pStyle w:val="ListBullet"/>
-        <w:spacing w:line="240" w:lineRule="auto"/>
-        <w:ind w:left="720"/>
-      </w:pPr>
-      <w:r>
-        <w:rPr>
-          <w:lang w:val="id_ID" w:bidi="id_ID"/>
-        </w:rPr>
-      </w:r>
-      <w:hyperlink r:id="rId57">
-        <w:r>
-          <w:rPr>
-            <w:lang w:val="id_ID" w:bidi="id_ID"/>
-          </w:rPr>
-          <w:rPr>
-            <w:color w:val="0000EE"/>
-            <w:u w:val="single"/>
-          </w:rPr>
-          <w:t>Kejadian 12:15</w:t>
-        </w:r>
-      </w:hyperlink>
-    </w:p>
-    <w:p>
-      <w:pPr>
-        <w:pStyle w:val="ListBullet"/>
-        <w:spacing w:line="240" w:lineRule="auto"/>
-        <w:ind w:left="720"/>
-      </w:pPr>
-      <w:r>
-        <w:rPr>
-          <w:lang w:val="id_ID" w:bidi="id_ID"/>
-        </w:rPr>
-      </w:r>
-      <w:hyperlink r:id="rId58">
-        <w:r>
-          <w:rPr>
-            <w:lang w:val="id_ID" w:bidi="id_ID"/>
-          </w:rPr>
-          <w:rPr>
-            <w:color w:val="0000EE"/>
-            <w:u w:val="single"/>
-          </w:rPr>
-          <w:t>Kejadian 40:7</w:t>
-        </w:r>
-      </w:hyperlink>
-    </w:p>
-    <w:p>
-      <w:pPr>
-        <w:pStyle w:val="ListBullet"/>
-        <w:spacing w:line="240" w:lineRule="auto"/>
-        <w:ind w:left="720"/>
-      </w:pPr>
-      <w:r>
-        <w:rPr>
-          <w:lang w:val="id_ID" w:bidi="id_ID"/>
-        </w:rPr>
-      </w:r>
-      <w:hyperlink r:id="rId59">
-        <w:r>
-          <w:rPr>
-            <w:lang w:val="id_ID" w:bidi="id_ID"/>
-          </w:rPr>
-          <w:rPr>
-            <w:color w:val="0000EE"/>
-            <w:u w:val="single"/>
-          </w:rPr>
-          <w:t>Kejadian 41:25</w:t>
-        </w:r>
-      </w:hyperlink>
+      <w:r>
+        <w:rPr>
+          <w:lang w:val="id_ID" w:bidi="id_ID"/>
+        </w:rPr>
+        <w:t>Kisah Para Rasul 7:9–10</w:t>
+      </w:r>
+    </w:p>
+    <w:p>
+      <w:pPr>
+        <w:pStyle w:val="ListBullet"/>
+        <w:spacing w:line="240" w:lineRule="auto"/>
+        <w:ind w:left="720"/>
+      </w:pPr>
+      <w:r>
+        <w:rPr>
+          <w:lang w:val="id_ID" w:bidi="id_ID"/>
+        </w:rPr>
+      </w:r>
+      <w:r>
+        <w:rPr>
+          <w:lang w:val="id_ID" w:bidi="id_ID"/>
+        </w:rPr>
+        <w:t>Kisah Para Rasul 7:13</w:t>
+      </w:r>
+    </w:p>
+    <w:p>
+      <w:pPr>
+        <w:pStyle w:val="ListBullet"/>
+        <w:spacing w:line="240" w:lineRule="auto"/>
+        <w:ind w:left="720"/>
+      </w:pPr>
+      <w:r>
+        <w:rPr>
+          <w:lang w:val="id_ID" w:bidi="id_ID"/>
+        </w:rPr>
+      </w:r>
+      <w:r>
+        <w:rPr>
+          <w:lang w:val="id_ID" w:bidi="id_ID"/>
+        </w:rPr>
+        <w:t>Kisah Para Rasul 7:21</w:t>
+      </w:r>
+    </w:p>
+    <w:p>
+      <w:pPr>
+        <w:pStyle w:val="ListBullet"/>
+        <w:spacing w:line="240" w:lineRule="auto"/>
+        <w:ind w:left="720"/>
+      </w:pPr>
+      <w:r>
+        <w:rPr>
+          <w:lang w:val="id_ID" w:bidi="id_ID"/>
+        </w:rPr>
+      </w:r>
+      <w:r>
+        <w:rPr>
+          <w:lang w:val="id_ID" w:bidi="id_ID"/>
+        </w:rPr>
+        <w:t>Kejadian 12:15</w:t>
+      </w:r>
+    </w:p>
+    <w:p>
+      <w:pPr>
+        <w:pStyle w:val="ListBullet"/>
+        <w:spacing w:line="240" w:lineRule="auto"/>
+        <w:ind w:left="720"/>
+      </w:pPr>
+      <w:r>
+        <w:rPr>
+          <w:lang w:val="id_ID" w:bidi="id_ID"/>
+        </w:rPr>
+      </w:r>
+      <w:r>
+        <w:rPr>
+          <w:lang w:val="id_ID" w:bidi="id_ID"/>
+        </w:rPr>
+        <w:t>Kejadian 40:7</w:t>
+      </w:r>
+    </w:p>
+    <w:p>
+      <w:pPr>
+        <w:pStyle w:val="ListBullet"/>
+        <w:spacing w:line="240" w:lineRule="auto"/>
+        <w:ind w:left="720"/>
+      </w:pPr>
+      <w:r>
+        <w:rPr>
+          <w:lang w:val="id_ID" w:bidi="id_ID"/>
+        </w:rPr>
+      </w:r>
+      <w:r>
+        <w:rPr>
+          <w:lang w:val="id_ID" w:bidi="id_ID"/>
+        </w:rPr>
+        <w:t>Kejadian 41:25</w:t>
+      </w:r>
     </w:p>
     <w:p>
       <w:pPr>
@@ -4196,306 +3914,228 @@
           <w:lang w:val="id_ID" w:bidi="id_ID"/>
         </w:rPr>
       </w:r>
-      <w:hyperlink r:id="rId60">
-        <w:r>
-          <w:rPr>
-            <w:lang w:val="id_ID" w:bidi="id_ID"/>
-          </w:rPr>
-          <w:rPr>
-            <w:color w:val="0000EE"/>
-            <w:u w:val="single"/>
-          </w:rPr>
-          <w:t>Kejadian 15:1</w:t>
-        </w:r>
-      </w:hyperlink>
-    </w:p>
-    <w:p>
-      <w:pPr>
-        <w:pStyle w:val="ListBullet"/>
-        <w:spacing w:line="240" w:lineRule="auto"/>
-        <w:ind w:left="720"/>
-      </w:pPr>
-      <w:r>
-        <w:rPr>
-          <w:lang w:val="id_ID" w:bidi="id_ID"/>
-        </w:rPr>
-      </w:r>
-      <w:hyperlink r:id="rId61">
-        <w:r>
-          <w:rPr>
-            <w:lang w:val="id_ID" w:bidi="id_ID"/>
-          </w:rPr>
-          <w:rPr>
-            <w:color w:val="0000EE"/>
-            <w:u w:val="single"/>
-          </w:rPr>
-          <w:t>1 Raja-raja 13:1</w:t>
-        </w:r>
-      </w:hyperlink>
-    </w:p>
-    <w:p>
-      <w:pPr>
-        <w:pStyle w:val="ListBullet"/>
-        <w:spacing w:line="240" w:lineRule="auto"/>
-        <w:ind w:left="720"/>
-      </w:pPr>
-      <w:r>
-        <w:rPr>
-          <w:lang w:val="id_ID" w:bidi="id_ID"/>
-        </w:rPr>
-      </w:r>
-      <w:hyperlink r:id="rId62">
-        <w:r>
-          <w:rPr>
-            <w:lang w:val="id_ID" w:bidi="id_ID"/>
-          </w:rPr>
-          <w:rPr>
-            <w:color w:val="0000EE"/>
-            <w:u w:val="single"/>
-          </w:rPr>
-          <w:t>Yeremia 36:1–3</w:t>
-        </w:r>
-      </w:hyperlink>
-    </w:p>
-    <w:p>
-      <w:pPr>
-        <w:pStyle w:val="ListBullet"/>
-        <w:spacing w:line="240" w:lineRule="auto"/>
-        <w:ind w:left="720"/>
-      </w:pPr>
-      <w:r>
-        <w:rPr>
-          <w:lang w:val="id_ID" w:bidi="id_ID"/>
-        </w:rPr>
-      </w:r>
-      <w:hyperlink r:id="rId63">
-        <w:r>
-          <w:rPr>
-            <w:lang w:val="id_ID" w:bidi="id_ID"/>
-          </w:rPr>
-          <w:rPr>
-            <w:color w:val="0000EE"/>
-            <w:u w:val="single"/>
-          </w:rPr>
-          <w:t>Lukas 8:11</w:t>
-        </w:r>
-      </w:hyperlink>
-    </w:p>
-    <w:p>
-      <w:pPr>
-        <w:pStyle w:val="ListBullet"/>
-        <w:spacing w:line="240" w:lineRule="auto"/>
-        <w:ind w:left="720"/>
-      </w:pPr>
-      <w:r>
-        <w:rPr>
-          <w:lang w:val="id_ID" w:bidi="id_ID"/>
-        </w:rPr>
-      </w:r>
-      <w:hyperlink r:id="rId64">
-        <w:r>
-          <w:rPr>
-            <w:lang w:val="id_ID" w:bidi="id_ID"/>
-          </w:rPr>
-          <w:rPr>
-            <w:color w:val="0000EE"/>
-            <w:u w:val="single"/>
-          </w:rPr>
-          <w:t>Yohanes 5:39</w:t>
-        </w:r>
-      </w:hyperlink>
-    </w:p>
-    <w:p>
-      <w:pPr>
-        <w:pStyle w:val="ListBullet"/>
-        <w:spacing w:line="240" w:lineRule="auto"/>
-        <w:ind w:left="720"/>
-      </w:pPr>
-      <w:r>
-        <w:rPr>
-          <w:lang w:val="id_ID" w:bidi="id_ID"/>
-        </w:rPr>
-      </w:r>
-      <w:hyperlink r:id="rId32">
-        <w:r>
-          <w:rPr>
-            <w:lang w:val="id_ID" w:bidi="id_ID"/>
-          </w:rPr>
-          <w:rPr>
-            <w:color w:val="0000EE"/>
-            <w:u w:val="single"/>
-          </w:rPr>
-          <w:t>Kisah Para Rasul 6:2</w:t>
-        </w:r>
-      </w:hyperlink>
-    </w:p>
-    <w:p>
-      <w:pPr>
-        <w:pStyle w:val="ListBullet"/>
-        <w:spacing w:line="240" w:lineRule="auto"/>
-        <w:ind w:left="720"/>
-      </w:pPr>
-      <w:r>
-        <w:rPr>
-          <w:lang w:val="id_ID" w:bidi="id_ID"/>
-        </w:rPr>
-      </w:r>
-      <w:hyperlink r:id="rId32">
-        <w:r>
-          <w:rPr>
-            <w:lang w:val="id_ID" w:bidi="id_ID"/>
-          </w:rPr>
-          <w:rPr>
-            <w:color w:val="0000EE"/>
-            <w:u w:val="single"/>
-          </w:rPr>
-          <w:t>Kisah Para Rasul 12:24</w:t>
-        </w:r>
-      </w:hyperlink>
-    </w:p>
-    <w:p>
-      <w:pPr>
-        <w:pStyle w:val="ListBullet"/>
-        <w:spacing w:line="240" w:lineRule="auto"/>
-        <w:ind w:left="720"/>
-      </w:pPr>
-      <w:r>
-        <w:rPr>
-          <w:lang w:val="id_ID" w:bidi="id_ID"/>
-        </w:rPr>
-      </w:r>
-      <w:hyperlink r:id="rId65">
-        <w:r>
-          <w:rPr>
-            <w:lang w:val="id_ID" w:bidi="id_ID"/>
-          </w:rPr>
-          <w:rPr>
-            <w:color w:val="0000EE"/>
-            <w:u w:val="single"/>
-          </w:rPr>
-          <w:t>Roma 1:2</w:t>
-        </w:r>
-      </w:hyperlink>
-    </w:p>
-    <w:p>
-      <w:pPr>
-        <w:pStyle w:val="ListBullet"/>
-        <w:spacing w:line="240" w:lineRule="auto"/>
-        <w:ind w:left="720"/>
-      </w:pPr>
-      <w:r>
-        <w:rPr>
-          <w:lang w:val="id_ID" w:bidi="id_ID"/>
-        </w:rPr>
-      </w:r>
-      <w:hyperlink r:id="rId66">
-        <w:r>
-          <w:rPr>
-            <w:lang w:val="id_ID" w:bidi="id_ID"/>
-          </w:rPr>
-          <w:rPr>
-            <w:color w:val="0000EE"/>
-            <w:u w:val="single"/>
-          </w:rPr>
-          <w:t>2 Korintus 6:7</w:t>
-        </w:r>
-      </w:hyperlink>
-    </w:p>
-    <w:p>
-      <w:pPr>
-        <w:pStyle w:val="ListBullet"/>
-        <w:spacing w:line="240" w:lineRule="auto"/>
-        <w:ind w:left="720"/>
-      </w:pPr>
-      <w:r>
-        <w:rPr>
-          <w:lang w:val="id_ID" w:bidi="id_ID"/>
-        </w:rPr>
-      </w:r>
-      <w:hyperlink r:id="rId67">
-        <w:r>
-          <w:rPr>
-            <w:lang w:val="id_ID" w:bidi="id_ID"/>
-          </w:rPr>
-          <w:rPr>
-            <w:color w:val="0000EE"/>
-            <w:u w:val="single"/>
-          </w:rPr>
-          <w:t>Efesus 1:13</w:t>
-        </w:r>
-      </w:hyperlink>
-    </w:p>
-    <w:p>
-      <w:pPr>
-        <w:pStyle w:val="ListBullet"/>
-        <w:spacing w:line="240" w:lineRule="auto"/>
-        <w:ind w:left="720"/>
-      </w:pPr>
-      <w:r>
-        <w:rPr>
-          <w:lang w:val="id_ID" w:bidi="id_ID"/>
-        </w:rPr>
-      </w:r>
-      <w:hyperlink r:id="rId68">
-        <w:r>
-          <w:rPr>
-            <w:lang w:val="id_ID" w:bidi="id_ID"/>
-          </w:rPr>
-          <w:rPr>
-            <w:color w:val="0000EE"/>
-            <w:u w:val="single"/>
-          </w:rPr>
-          <w:t>2 Timotius 3:16</w:t>
-        </w:r>
-      </w:hyperlink>
-    </w:p>
-    <w:p>
-      <w:pPr>
-        <w:pStyle w:val="ListBullet"/>
-        <w:spacing w:line="240" w:lineRule="auto"/>
-        <w:ind w:left="720"/>
-      </w:pPr>
-      <w:r>
-        <w:rPr>
-          <w:lang w:val="id_ID" w:bidi="id_ID"/>
-        </w:rPr>
-      </w:r>
-      <w:hyperlink r:id="rId69">
-        <w:r>
-          <w:rPr>
-            <w:lang w:val="id_ID" w:bidi="id_ID"/>
-          </w:rPr>
-          <w:rPr>
-            <w:color w:val="0000EE"/>
-            <w:u w:val="single"/>
-          </w:rPr>
-          <w:t>Yakobus 1:18</w:t>
-        </w:r>
-      </w:hyperlink>
-    </w:p>
-    <w:p>
-      <w:pPr>
-        <w:pStyle w:val="ListBullet"/>
-        <w:spacing w:line="240" w:lineRule="auto"/>
-        <w:ind w:left="720"/>
-      </w:pPr>
-      <w:r>
-        <w:rPr>
-          <w:lang w:val="id_ID" w:bidi="id_ID"/>
-        </w:rPr>
-      </w:r>
-      <w:hyperlink r:id="rId70">
-        <w:r>
-          <w:rPr>
-            <w:lang w:val="id_ID" w:bidi="id_ID"/>
-          </w:rPr>
-          <w:rPr>
-            <w:color w:val="0000EE"/>
-            <w:u w:val="single"/>
-          </w:rPr>
-          <w:t>Yakobus 2:8–9</w:t>
-        </w:r>
-      </w:hyperlink>
+      <w:r>
+        <w:rPr>
+          <w:lang w:val="id_ID" w:bidi="id_ID"/>
+        </w:rPr>
+        <w:t>Kejadian 15:1</w:t>
+      </w:r>
+    </w:p>
+    <w:p>
+      <w:pPr>
+        <w:pStyle w:val="ListBullet"/>
+        <w:spacing w:line="240" w:lineRule="auto"/>
+        <w:ind w:left="720"/>
+      </w:pPr>
+      <w:r>
+        <w:rPr>
+          <w:lang w:val="id_ID" w:bidi="id_ID"/>
+        </w:rPr>
+      </w:r>
+      <w:r>
+        <w:rPr>
+          <w:lang w:val="id_ID" w:bidi="id_ID"/>
+        </w:rPr>
+        <w:t>1 Raja-raja 13:1</w:t>
+      </w:r>
+    </w:p>
+    <w:p>
+      <w:pPr>
+        <w:pStyle w:val="ListBullet"/>
+        <w:spacing w:line="240" w:lineRule="auto"/>
+        <w:ind w:left="720"/>
+      </w:pPr>
+      <w:r>
+        <w:rPr>
+          <w:lang w:val="id_ID" w:bidi="id_ID"/>
+        </w:rPr>
+      </w:r>
+      <w:r>
+        <w:rPr>
+          <w:lang w:val="id_ID" w:bidi="id_ID"/>
+        </w:rPr>
+        <w:t>Yeremia 36:1–3</w:t>
+      </w:r>
+    </w:p>
+    <w:p>
+      <w:pPr>
+        <w:pStyle w:val="ListBullet"/>
+        <w:spacing w:line="240" w:lineRule="auto"/>
+        <w:ind w:left="720"/>
+      </w:pPr>
+      <w:r>
+        <w:rPr>
+          <w:lang w:val="id_ID" w:bidi="id_ID"/>
+        </w:rPr>
+      </w:r>
+      <w:r>
+        <w:rPr>
+          <w:lang w:val="id_ID" w:bidi="id_ID"/>
+        </w:rPr>
+        <w:t>Lukas 8:11</w:t>
+      </w:r>
+    </w:p>
+    <w:p>
+      <w:pPr>
+        <w:pStyle w:val="ListBullet"/>
+        <w:spacing w:line="240" w:lineRule="auto"/>
+        <w:ind w:left="720"/>
+      </w:pPr>
+      <w:r>
+        <w:rPr>
+          <w:lang w:val="id_ID" w:bidi="id_ID"/>
+        </w:rPr>
+      </w:r>
+      <w:r>
+        <w:rPr>
+          <w:lang w:val="id_ID" w:bidi="id_ID"/>
+        </w:rPr>
+        <w:t>Yohanes 5:39</w:t>
+      </w:r>
+    </w:p>
+    <w:p>
+      <w:pPr>
+        <w:pStyle w:val="ListBullet"/>
+        <w:spacing w:line="240" w:lineRule="auto"/>
+        <w:ind w:left="720"/>
+      </w:pPr>
+      <w:r>
+        <w:rPr>
+          <w:lang w:val="id_ID" w:bidi="id_ID"/>
+        </w:rPr>
+      </w:r>
+      <w:r>
+        <w:rPr>
+          <w:lang w:val="id_ID" w:bidi="id_ID"/>
+        </w:rPr>
+        <w:t>Kisah Para Rasul 6:2</w:t>
+      </w:r>
+    </w:p>
+    <w:p>
+      <w:pPr>
+        <w:pStyle w:val="ListBullet"/>
+        <w:spacing w:line="240" w:lineRule="auto"/>
+        <w:ind w:left="720"/>
+      </w:pPr>
+      <w:r>
+        <w:rPr>
+          <w:lang w:val="id_ID" w:bidi="id_ID"/>
+        </w:rPr>
+      </w:r>
+      <w:r>
+        <w:rPr>
+          <w:lang w:val="id_ID" w:bidi="id_ID"/>
+        </w:rPr>
+        <w:t>Kisah Para Rasul 12:24</w:t>
+      </w:r>
+    </w:p>
+    <w:p>
+      <w:pPr>
+        <w:pStyle w:val="ListBullet"/>
+        <w:spacing w:line="240" w:lineRule="auto"/>
+        <w:ind w:left="720"/>
+      </w:pPr>
+      <w:r>
+        <w:rPr>
+          <w:lang w:val="id_ID" w:bidi="id_ID"/>
+        </w:rPr>
+      </w:r>
+      <w:r>
+        <w:rPr>
+          <w:lang w:val="id_ID" w:bidi="id_ID"/>
+        </w:rPr>
+        <w:t>Roma 1:2</w:t>
+      </w:r>
+    </w:p>
+    <w:p>
+      <w:pPr>
+        <w:pStyle w:val="ListBullet"/>
+        <w:spacing w:line="240" w:lineRule="auto"/>
+        <w:ind w:left="720"/>
+      </w:pPr>
+      <w:r>
+        <w:rPr>
+          <w:lang w:val="id_ID" w:bidi="id_ID"/>
+        </w:rPr>
+      </w:r>
+      <w:r>
+        <w:rPr>
+          <w:lang w:val="id_ID" w:bidi="id_ID"/>
+        </w:rPr>
+        <w:t>2 Korintus 6:7</w:t>
+      </w:r>
+    </w:p>
+    <w:p>
+      <w:pPr>
+        <w:pStyle w:val="ListBullet"/>
+        <w:spacing w:line="240" w:lineRule="auto"/>
+        <w:ind w:left="720"/>
+      </w:pPr>
+      <w:r>
+        <w:rPr>
+          <w:lang w:val="id_ID" w:bidi="id_ID"/>
+        </w:rPr>
+      </w:r>
+      <w:r>
+        <w:rPr>
+          <w:lang w:val="id_ID" w:bidi="id_ID"/>
+        </w:rPr>
+        <w:t>Efesus 1:13</w:t>
+      </w:r>
+    </w:p>
+    <w:p>
+      <w:pPr>
+        <w:pStyle w:val="ListBullet"/>
+        <w:spacing w:line="240" w:lineRule="auto"/>
+        <w:ind w:left="720"/>
+      </w:pPr>
+      <w:r>
+        <w:rPr>
+          <w:lang w:val="id_ID" w:bidi="id_ID"/>
+        </w:rPr>
+      </w:r>
+      <w:r>
+        <w:rPr>
+          <w:lang w:val="id_ID" w:bidi="id_ID"/>
+        </w:rPr>
+        <w:t>2 Timotius 3:16</w:t>
+      </w:r>
+    </w:p>
+    <w:p>
+      <w:pPr>
+        <w:pStyle w:val="ListBullet"/>
+        <w:spacing w:line="240" w:lineRule="auto"/>
+        <w:ind w:left="720"/>
+      </w:pPr>
+      <w:r>
+        <w:rPr>
+          <w:lang w:val="id_ID" w:bidi="id_ID"/>
+        </w:rPr>
+      </w:r>
+      <w:r>
+        <w:rPr>
+          <w:lang w:val="id_ID" w:bidi="id_ID"/>
+        </w:rPr>
+        <w:t>Yakobus 1:18</w:t>
+      </w:r>
+    </w:p>
+    <w:p>
+      <w:pPr>
+        <w:pStyle w:val="ListBullet"/>
+        <w:spacing w:line="240" w:lineRule="auto"/>
+        <w:ind w:left="720"/>
+      </w:pPr>
+      <w:r>
+        <w:rPr>
+          <w:lang w:val="id_ID" w:bidi="id_ID"/>
+        </w:rPr>
+      </w:r>
+      <w:r>
+        <w:rPr>
+          <w:lang w:val="id_ID" w:bidi="id_ID"/>
+        </w:rPr>
+        <w:t>Yakobus 2:8–9</w:t>
+      </w:r>
     </w:p>
     <w:p>
       <w:pPr>
@@ -4977,90 +4617,66 @@
           <w:lang w:val="id_ID" w:bidi="id_ID"/>
         </w:rPr>
       </w:r>
-      <w:hyperlink r:id="rId71">
-        <w:r>
-          <w:rPr>
-            <w:lang w:val="id_ID" w:bidi="id_ID"/>
-          </w:rPr>
-          <w:rPr>
-            <w:color w:val="0000EE"/>
-            <w:u w:val="single"/>
-          </w:rPr>
-          <w:t>1 Korintus 4:13</w:t>
-        </w:r>
-      </w:hyperlink>
-    </w:p>
-    <w:p>
-      <w:pPr>
-        <w:pStyle w:val="ListBullet"/>
-        <w:spacing w:line="240" w:lineRule="auto"/>
-        <w:ind w:left="720"/>
-      </w:pPr>
-      <w:r>
-        <w:rPr>
-          <w:lang w:val="id_ID" w:bidi="id_ID"/>
-        </w:rPr>
-      </w:r>
-      <w:hyperlink r:id="rId72">
-        <w:r>
-          <w:rPr>
-            <w:lang w:val="id_ID" w:bidi="id_ID"/>
-          </w:rPr>
-          <w:rPr>
-            <w:color w:val="0000EE"/>
-            <w:u w:val="single"/>
-          </w:rPr>
-          <w:t>1 Timotius 3:11</w:t>
-        </w:r>
-      </w:hyperlink>
-    </w:p>
-    <w:p>
-      <w:pPr>
-        <w:pStyle w:val="ListBullet"/>
-        <w:spacing w:line="240" w:lineRule="auto"/>
-        <w:ind w:left="720"/>
-      </w:pPr>
-      <w:r>
-        <w:rPr>
-          <w:lang w:val="id_ID" w:bidi="id_ID"/>
-        </w:rPr>
-      </w:r>
-      <w:hyperlink r:id="rId66">
-        <w:r>
-          <w:rPr>
-            <w:lang w:val="id_ID" w:bidi="id_ID"/>
-          </w:rPr>
-          <w:rPr>
-            <w:color w:val="0000EE"/>
-            <w:u w:val="single"/>
-          </w:rPr>
-          <w:t>2 Korintus 6:8–10</w:t>
-        </w:r>
-      </w:hyperlink>
-    </w:p>
-    <w:p>
-      <w:pPr>
-        <w:pStyle w:val="ListBullet"/>
-        <w:spacing w:line="240" w:lineRule="auto"/>
-        <w:ind w:left="720"/>
-      </w:pPr>
-      <w:r>
-        <w:rPr>
-          <w:lang w:val="id_ID" w:bidi="id_ID"/>
-        </w:rPr>
-      </w:r>
-      <w:hyperlink r:id="rId73">
-        <w:r>
-          <w:rPr>
-            <w:lang w:val="id_ID" w:bidi="id_ID"/>
-          </w:rPr>
-          <w:rPr>
-            <w:color w:val="0000EE"/>
-            <w:u w:val="single"/>
-          </w:rPr>
-          <w:t>Markus 7:20–23</w:t>
-        </w:r>
-      </w:hyperlink>
+      <w:r>
+        <w:rPr>
+          <w:lang w:val="id_ID" w:bidi="id_ID"/>
+        </w:rPr>
+        <w:t>1 Korintus 4:13</w:t>
+      </w:r>
+    </w:p>
+    <w:p>
+      <w:pPr>
+        <w:pStyle w:val="ListBullet"/>
+        <w:spacing w:line="240" w:lineRule="auto"/>
+        <w:ind w:left="720"/>
+      </w:pPr>
+      <w:r>
+        <w:rPr>
+          <w:lang w:val="id_ID" w:bidi="id_ID"/>
+        </w:rPr>
+      </w:r>
+      <w:r>
+        <w:rPr>
+          <w:lang w:val="id_ID" w:bidi="id_ID"/>
+        </w:rPr>
+        <w:t>1 Timotius 3:11</w:t>
+      </w:r>
+    </w:p>
+    <w:p>
+      <w:pPr>
+        <w:pStyle w:val="ListBullet"/>
+        <w:spacing w:line="240" w:lineRule="auto"/>
+        <w:ind w:left="720"/>
+      </w:pPr>
+      <w:r>
+        <w:rPr>
+          <w:lang w:val="id_ID" w:bidi="id_ID"/>
+        </w:rPr>
+      </w:r>
+      <w:r>
+        <w:rPr>
+          <w:lang w:val="id_ID" w:bidi="id_ID"/>
+        </w:rPr>
+        <w:t>2 Korintus 6:8–10</w:t>
+      </w:r>
+    </w:p>
+    <w:p>
+      <w:pPr>
+        <w:pStyle w:val="ListBullet"/>
+        <w:spacing w:line="240" w:lineRule="auto"/>
+        <w:ind w:left="720"/>
+      </w:pPr>
+      <w:r>
+        <w:rPr>
+          <w:lang w:val="id_ID" w:bidi="id_ID"/>
+        </w:rPr>
+      </w:r>
+      <w:r>
+        <w:rPr>
+          <w:lang w:val="id_ID" w:bidi="id_ID"/>
+        </w:rPr>
+        <w:t>Markus 7:20–23</w:t>
+      </w:r>
     </w:p>
     <w:p>
       <w:pPr>

--- a/ind/docx/007.content.docx
+++ b/ind/docx/007.content.docx
@@ -3865,19 +3865,7 @@
         <w:rPr>
           <w:lang w:val="id_ID" w:bidi="id_ID"/>
         </w:rPr>
-        <w:t xml:space="preserve">, </w:t>
-      </w:r>
-      <w:r>
-        <w:rPr>
-          <w:lang w:val="id_ID" w:bidi="id_ID"/>
-        </w:rPr>
-        <w:t>benar</w:t>
-      </w:r>
-      <w:r>
-        <w:rPr>
-          <w:lang w:val="id_ID" w:bidi="id_ID"/>
-        </w:rPr>
-        <w:t xml:space="preserve">, </w:t>
+        <w:t xml:space="preserve">, benar, </w:t>
       </w:r>
       <w:r>
         <w:rPr>
